--- a/Лабораторна робота №5.docx
+++ b/Лабораторна робота №5.docx
@@ -86,7 +86,7 @@
         <mc:AlternateContent>
           <mc:Choice Requires="wps">
             <w:drawing>
-              <wp:anchor distT="0" distB="0" distL="114300" distR="114300" simplePos="0" relativeHeight="251660288" behindDoc="0" locked="0" layoutInCell="1" allowOverlap="1" wp14:anchorId="21E1038D" wp14:editId="50520AA5">
+              <wp:anchor distT="0" distB="0" distL="114300" distR="114300" simplePos="0" relativeHeight="251660288" behindDoc="0" locked="0" layoutInCell="1" allowOverlap="1" wp14:anchorId="09E99AF8" wp14:editId="61EAC348">
                 <wp:simplePos x="0" y="0"/>
                 <wp:positionH relativeFrom="column">
                   <wp:posOffset>43814</wp:posOffset>
@@ -136,7 +136,7 @@
           </mc:Choice>
           <mc:Fallback>
             <w:pict>
-              <v:line w14:anchorId="3D591EB5" id="Прямая соединительная линия 2" o:spid="_x0000_s1026" style="position:absolute;z-index:251660288;visibility:visible;mso-wrap-style:square;mso-wrap-distance-left:9pt;mso-wrap-distance-top:0;mso-wrap-distance-right:9pt;mso-wrap-distance-bottom:0;mso-position-horizontal:absolute;mso-position-horizontal-relative:text;mso-position-vertical:absolute;mso-position-vertical-relative:text" from="3.45pt,7.65pt" to="460.2pt,7.65pt" o:gfxdata="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" strokecolor="black [3040]" strokeweight="2pt"/>
+              <v:line w14:anchorId="044E153D" id="Прямая соединительная линия 2" o:spid="_x0000_s1026" style="position:absolute;z-index:251660288;visibility:visible;mso-wrap-style:square;mso-wrap-distance-left:9pt;mso-wrap-distance-top:0;mso-wrap-distance-right:9pt;mso-wrap-distance-bottom:0;mso-position-horizontal:absolute;mso-position-horizontal-relative:text;mso-position-vertical:absolute;mso-position-vertical-relative:text" from="3.45pt,7.65pt" to="460.2pt,7.65pt" o:gfxdata="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" strokecolor="black [3040]" strokeweight="2pt"/>
             </w:pict>
           </mc:Fallback>
         </mc:AlternateContent>
@@ -153,7 +153,7 @@
         <mc:AlternateContent>
           <mc:Choice Requires="wps">
             <w:drawing>
-              <wp:anchor distT="0" distB="0" distL="114300" distR="114300" simplePos="0" relativeHeight="251659264" behindDoc="0" locked="0" layoutInCell="1" allowOverlap="1" wp14:anchorId="766F2E49" wp14:editId="224F9843">
+              <wp:anchor distT="0" distB="0" distL="114300" distR="114300" simplePos="0" relativeHeight="251659264" behindDoc="0" locked="0" layoutInCell="1" allowOverlap="1" wp14:anchorId="06527AED" wp14:editId="25427A71">
                 <wp:simplePos x="0" y="0"/>
                 <wp:positionH relativeFrom="column">
                   <wp:posOffset>43815</wp:posOffset>
@@ -202,7 +202,7 @@
           </mc:Choice>
           <mc:Fallback>
             <w:pict>
-              <v:line w14:anchorId="368C2187" id="Прямая соединительная линия 1" o:spid="_x0000_s1026" style="position:absolute;z-index:251659264;visibility:visible;mso-wrap-style:square;mso-wrap-distance-left:9pt;mso-wrap-distance-top:0;mso-wrap-distance-right:9pt;mso-wrap-distance-bottom:0;mso-position-horizontal:absolute;mso-position-horizontal-relative:text;mso-position-vertical:absolute;mso-position-vertical-relative:text" from="3.45pt,7.65pt" to="3.45pt,7.65pt" o:gfxdata="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" strokecolor="#4579b8 [3044]"/>
+              <v:line w14:anchorId="7208A1A3" id="Прямая соединительная линия 1" o:spid="_x0000_s1026" style="position:absolute;z-index:251659264;visibility:visible;mso-wrap-style:square;mso-wrap-distance-left:9pt;mso-wrap-distance-top:0;mso-wrap-distance-right:9pt;mso-wrap-distance-bottom:0;mso-position-horizontal:absolute;mso-position-horizontal-relative:text;mso-position-vertical:absolute;mso-position-vertical-relative:text" from="3.45pt,7.65pt" to="3.45pt,7.65pt" o:gfxdata="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" strokecolor="#4579b8 [3044]"/>
             </w:pict>
           </mc:Fallback>
         </mc:AlternateContent>
@@ -325,7 +325,7 @@
           <w:szCs w:val="40"/>
           <w:lang w:val="uk-UA"/>
         </w:rPr>
-        <w:t xml:space="preserve">ЛАБОРАТОРНА РОБОТА №1 </w:t>
+        <w:t>ЛАБОРАТОРНА РОБОТА №</w:t>
       </w:r>
       <w:r>
         <w:rPr>
@@ -335,6 +335,26 @@
           <w:szCs w:val="40"/>
           <w:lang w:val="uk-UA"/>
         </w:rPr>
+        <w:t>5</w:t>
+      </w:r>
+      <w:r>
+        <w:rPr>
+          <w:rFonts w:cs="Times New Roman"/>
+          <w:b/>
+          <w:sz w:val="40"/>
+          <w:szCs w:val="40"/>
+          <w:lang w:val="uk-UA"/>
+        </w:rPr>
+        <w:t xml:space="preserve"> </w:t>
+      </w:r>
+      <w:r>
+        <w:rPr>
+          <w:rFonts w:cs="Times New Roman"/>
+          <w:b/>
+          <w:sz w:val="40"/>
+          <w:szCs w:val="40"/>
+          <w:lang w:val="uk-UA"/>
+        </w:rPr>
         <w:br/>
       </w:r>
       <w:r>
@@ -363,8 +383,9 @@
         <w:jc w:val="center"/>
         <w:rPr>
           <w:rFonts w:cs="Times New Roman"/>
-          <w:sz w:val="36"/>
-          <w:szCs w:val="36"/>
+          <w:b/>
+          <w:sz w:val="32"/>
+          <w:szCs w:val="32"/>
           <w:lang w:val="uk-UA"/>
         </w:rPr>
       </w:pPr>
@@ -395,7 +416,27 @@
           <w:szCs w:val="32"/>
           <w:lang w:val="uk-UA"/>
         </w:rPr>
-        <w:t>Створення програм моделювання кількох процесів, що конкурують за спільні ресурси</w:t>
+        <w:t>МОДЕЛЮВАННЯ І УСУНЕННЯ СИТУАЦІЙ ВЗАЄМНОГО</w:t>
+      </w:r>
+      <w:r>
+        <w:rPr>
+          <w:rFonts w:cs="Times New Roman"/>
+          <w:b/>
+          <w:sz w:val="32"/>
+          <w:szCs w:val="32"/>
+          <w:lang w:val="uk-UA"/>
+        </w:rPr>
+        <w:t xml:space="preserve"> </w:t>
+      </w:r>
+      <w:r>
+        <w:rPr>
+          <w:rFonts w:cs="Times New Roman"/>
+          <w:b/>
+          <w:sz w:val="32"/>
+          <w:szCs w:val="32"/>
+          <w:lang w:val="uk-UA"/>
+        </w:rPr>
+        <w:t>БЛОКУВАННЯ І ГОЛОДУВАННЯ</w:t>
       </w:r>
     </w:p>
     <w:p>
@@ -619,12 +660,6 @@
         </w:rPr>
         <w:t>Черкаси, 2026</w:t>
       </w:r>
-      <w:r>
-        <w:rPr>
-          <w:lang w:val="ru-RU"/>
-        </w:rPr>
-        <w:br w:type="page"/>
-      </w:r>
     </w:p>
     <w:p>
       <w:pPr>
@@ -634,38 +669,23 @@
       </w:pPr>
       <w:r>
         <w:rPr>
-          <w:b/>
-          <w:bCs/>
           <w:lang w:val="ru-RU"/>
         </w:rPr>
         <w:lastRenderedPageBreak/>
-        <w:t xml:space="preserve">Мета </w:t>
-      </w:r>
-      <w:r>
-        <w:rPr>
-          <w:b/>
-          <w:bCs/>
-          <w:lang w:val="ru-RU"/>
-        </w:rPr>
-        <w:t>роботи:</w:t>
-      </w:r>
-      <w:r>
-        <w:rPr>
-          <w:lang w:val="ru-RU"/>
-        </w:rPr>
-        <w:t xml:space="preserve"> вивчити принципи виникнення взаємоблокувань і реалізувати моделювання алгоритму банкіра для перевірки безпечності стану системи.</w:t>
+        <w:t>Мета роботи: вивчити принципи виникнення взаємоблокувань і реалізувати моделювання алгоритму банкіра для перевірки безпечності стану системи.</w:t>
       </w:r>
     </w:p>
     <w:p>
       <w:pPr>
-        <w:pStyle w:val="1"/>
-      </w:pPr>
-      <w:r>
-        <w:t>ЗАВДАННЯ</w:t>
-      </w:r>
+        <w:ind w:firstLine="0"/>
+        <w:rPr>
+          <w:lang w:val="ru-RU"/>
+        </w:rPr>
+      </w:pPr>
     </w:p>
     <w:p>
       <w:pPr>
+        <w:pStyle w:val="1"/>
         <w:rPr>
           <w:lang w:val="ru-RU"/>
         </w:rPr>
@@ -674,13 +694,20 @@
         <w:rPr>
           <w:lang w:val="ru-RU"/>
         </w:rPr>
-        <w:t>Розробити програму підвищеної складності, що моделює роботу алгоритму банкіра. Кількість процесів має задавати</w:t>
-      </w:r>
-      <w:r>
+        <w:t>ЗАВДАННЯ</w:t>
+      </w:r>
+    </w:p>
+    <w:p>
+      <w:pPr>
         <w:rPr>
           <w:lang w:val="ru-RU"/>
         </w:rPr>
-        <w:t>ся в межах від 2 до 4, кількість типів ресурсів - від 1 до 3.</w:t>
+      </w:pPr>
+      <w:r>
+        <w:rPr>
+          <w:lang w:val="ru-RU"/>
+        </w:rPr>
+        <w:t>Розробити програму підвищеної складності, що моделює роботу алгоритму банкіра. Кількість процесів має задаватися в межах від 2 до 4, кількість типів ресурсів - від 1 до 3.</w:t>
       </w:r>
     </w:p>
     <w:p>
@@ -688,7 +715,7 @@
         <w:pStyle w:val="ae"/>
         <w:numPr>
           <w:ilvl w:val="0"/>
-          <w:numId w:val="10"/>
+          <w:numId w:val="12"/>
         </w:numPr>
         <w:ind w:left="709"/>
         <w:rPr>
@@ -707,7 +734,7 @@
         <w:pStyle w:val="ae"/>
         <w:numPr>
           <w:ilvl w:val="0"/>
-          <w:numId w:val="10"/>
+          <w:numId w:val="12"/>
         </w:numPr>
         <w:ind w:left="709"/>
       </w:pPr>
@@ -720,7 +747,7 @@
         <w:pStyle w:val="ae"/>
         <w:numPr>
           <w:ilvl w:val="0"/>
-          <w:numId w:val="10"/>
+          <w:numId w:val="12"/>
         </w:numPr>
         <w:ind w:left="709"/>
         <w:rPr>
@@ -748,7 +775,7 @@
         <w:pStyle w:val="ae"/>
         <w:numPr>
           <w:ilvl w:val="0"/>
-          <w:numId w:val="10"/>
+          <w:numId w:val="12"/>
         </w:numPr>
         <w:ind w:left="709"/>
         <w:rPr>
@@ -759,13 +786,7 @@
         <w:rPr>
           <w:lang w:val="ru-RU"/>
         </w:rPr>
-        <w:t>перевірити стан системи алгоритмом ба</w:t>
-      </w:r>
-      <w:r>
-        <w:rPr>
-          <w:lang w:val="ru-RU"/>
-        </w:rPr>
-        <w:t>нкіра;</w:t>
+        <w:t>перевірити стан системи алгоритмом банкіра;</w:t>
       </w:r>
     </w:p>
     <w:p>
@@ -773,7 +794,7 @@
         <w:pStyle w:val="ae"/>
         <w:numPr>
           <w:ilvl w:val="0"/>
-          <w:numId w:val="10"/>
+          <w:numId w:val="12"/>
         </w:numPr>
         <w:ind w:left="709"/>
         <w:rPr>
@@ -789,67 +810,48 @@
     </w:p>
     <w:p>
       <w:pPr>
-        <w:pStyle w:val="1"/>
-      </w:pPr>
-      <w:r>
-        <w:t>ХІД РОБОТИ</w:t>
-      </w:r>
+        <w:pStyle w:val="ae"/>
+        <w:ind w:left="709" w:firstLine="0"/>
+        <w:rPr>
+          <w:lang w:val="ru-RU"/>
+        </w:rPr>
+      </w:pPr>
     </w:p>
     <w:p>
       <w:pPr>
+        <w:pStyle w:val="1"/>
+        <w:rPr>
+          <w:lang w:val="uk-UA"/>
+        </w:rPr>
+      </w:pPr>
+      <w:r>
         <w:rPr>
           <w:lang w:val="ru-RU"/>
         </w:rPr>
-      </w:pPr>
-      <w:r>
-        <w:rPr>
-          <w:lang w:val="ru-RU"/>
-        </w:rPr>
-        <w:t xml:space="preserve">Програма реалізована мовою </w:t>
-      </w:r>
-      <w:r>
-        <w:t>C</w:t>
-      </w:r>
-      <w:r>
-        <w:rPr>
-          <w:lang w:val="ru-RU"/>
-        </w:rPr>
-        <w:t xml:space="preserve"># з графічним інтерфейсом </w:t>
-      </w:r>
-      <w:r>
-        <w:t>WPF</w:t>
-      </w:r>
-      <w:r>
-        <w:rPr>
-          <w:lang w:val="ru-RU"/>
-        </w:rPr>
-        <w:t>. Інтерфейс дозволяє генерувати параметри системи, переглядати матриці ресурсів і запускати аналіз алгоритмом банкі</w:t>
-      </w:r>
-      <w:r>
-        <w:rPr>
-          <w:lang w:val="ru-RU"/>
-        </w:rPr>
-        <w:t>ра.</w:t>
-      </w:r>
-      <w:r>
-        <w:rPr>
-          <w:lang w:val="ru-RU"/>
-        </w:rPr>
-        <w:t xml:space="preserve"> </w:t>
-      </w:r>
-      <w:r>
-        <w:rPr>
-          <w:lang w:val="ru-RU"/>
-        </w:rPr>
-        <w:t>У програмі використовуються такі основні позначення:</w:t>
+        <w:t>ХІД РОБОТИ</w:t>
       </w:r>
     </w:p>
     <w:p>
       <w:pPr>
         <w:rPr>
-          <w:lang w:val="ru-RU"/>
-        </w:rPr>
-      </w:pPr>
+          <w:lang w:val="uk-UA"/>
+        </w:rPr>
+      </w:pPr>
+      <w:r>
+        <w:rPr>
+          <w:lang w:val="uk-UA"/>
+        </w:rPr>
+        <w:t xml:space="preserve">Посилання на гіт: </w:t>
+      </w:r>
+      <w:hyperlink r:id="rId6" w:history="1">
+        <w:r>
+          <w:rPr>
+            <w:rStyle w:val="affa"/>
+            <w:lang w:val="uk-UA"/>
+          </w:rPr>
+          <w:t>https://github.com/HukMariia1124/SystemProgramming_Lab5</w:t>
+        </w:r>
+      </w:hyperlink>
     </w:p>
     <w:p>
       <w:pPr>
@@ -857,17 +859,82 @@
           <w:lang w:val="ru-RU"/>
         </w:rPr>
       </w:pPr>
-      <w:r>
+    </w:p>
+    <w:p>
+      <w:pPr>
         <w:rPr>
           <w:lang w:val="ru-RU"/>
         </w:rPr>
-        <w:t>Таблиця 1 – Поля програми</w:t>
+      </w:pPr>
+      <w:r>
+        <w:rPr>
+          <w:lang w:val="ru-RU"/>
+        </w:rPr>
+        <w:t xml:space="preserve">Програма реалізована мовою </w:t>
+      </w:r>
+      <w:r>
+        <w:t>C</w:t>
+      </w:r>
+      <w:r>
+        <w:rPr>
+          <w:lang w:val="ru-RU"/>
+        </w:rPr>
+        <w:t xml:space="preserve"># з графічним інтерфейсом </w:t>
+      </w:r>
+      <w:r>
+        <w:t>WPF</w:t>
+      </w:r>
+      <w:r>
+        <w:rPr>
+          <w:lang w:val="ru-RU"/>
+        </w:rPr>
+        <w:t>. Інтерфейс дозволяє генерувати параметри системи, переглядати матриці ресурсів і запускати аналіз алгоритмом банкіра.</w:t>
+      </w:r>
+    </w:p>
+    <w:p>
+      <w:pPr>
+        <w:rPr>
+          <w:lang w:val="ru-RU"/>
+        </w:rPr>
+      </w:pPr>
+      <w:r>
+        <w:rPr>
+          <w:lang w:val="ru-RU"/>
+        </w:rPr>
+        <w:t>У програмі використовуються такі основні позначення:</w:t>
+      </w:r>
+    </w:p>
+    <w:p>
+      <w:pPr>
+        <w:rPr>
+          <w:lang w:val="ru-RU"/>
+        </w:rPr>
+      </w:pPr>
+    </w:p>
+    <w:p>
+      <w:pPr>
+        <w:rPr>
+          <w:lang w:val="ru-RU"/>
+        </w:rPr>
+      </w:pPr>
+      <w:r>
+        <w:rPr>
+          <w:lang w:val="ru-RU"/>
+        </w:rPr>
+        <w:t xml:space="preserve">Таблиця 1 – </w:t>
+      </w:r>
+      <w:r>
+        <w:rPr>
+          <w:lang w:val="ru-RU"/>
+        </w:rPr>
+        <w:t>Поля програми</w:t>
       </w:r>
     </w:p>
     <w:tbl>
       <w:tblPr>
         <w:tblStyle w:val="aff2"/>
         <w:tblW w:w="0" w:type="auto"/>
+        <w:jc w:val="center"/>
         <w:tblLook w:val="04A0" w:firstRow="1" w:lastRow="0" w:firstColumn="1" w:lastColumn="0" w:noHBand="0" w:noVBand="1"/>
       </w:tblPr>
       <w:tblGrid>
@@ -876,6 +943,9 @@
         <w:gridCol w:w="3120"/>
       </w:tblGrid>
       <w:tr>
+        <w:trPr>
+          <w:jc w:val="center"/>
+        </w:trPr>
         <w:tc>
           <w:tcPr>
             <w:tcW w:w="3120" w:type="dxa"/>
@@ -886,16 +956,8 @@
               <w:spacing w:line="240" w:lineRule="auto"/>
               <w:ind w:firstLine="0"/>
               <w:jc w:val="center"/>
-              <w:rPr>
-                <w:b/>
-                <w:bCs/>
-              </w:rPr>
             </w:pPr>
             <w:r>
-              <w:rPr>
-                <w:b/>
-                <w:bCs/>
-              </w:rPr>
               <w:t>Позначення</w:t>
             </w:r>
           </w:p>
@@ -910,16 +972,8 @@
               <w:spacing w:line="240" w:lineRule="auto"/>
               <w:ind w:firstLine="0"/>
               <w:jc w:val="center"/>
-              <w:rPr>
-                <w:b/>
-                <w:bCs/>
-              </w:rPr>
             </w:pPr>
             <w:r>
-              <w:rPr>
-                <w:b/>
-                <w:bCs/>
-              </w:rPr>
               <w:t>Поле в програмі</w:t>
             </w:r>
           </w:p>
@@ -934,22 +988,17 @@
               <w:spacing w:line="240" w:lineRule="auto"/>
               <w:ind w:firstLine="0"/>
               <w:jc w:val="center"/>
-              <w:rPr>
-                <w:b/>
-                <w:bCs/>
-              </w:rPr>
             </w:pPr>
             <w:r>
-              <w:rPr>
-                <w:b/>
-                <w:bCs/>
-              </w:rPr>
               <w:t>Зміст</w:t>
             </w:r>
           </w:p>
         </w:tc>
       </w:tr>
       <w:tr>
+        <w:trPr>
+          <w:jc w:val="center"/>
+        </w:trPr>
         <w:tc>
           <w:tcPr>
             <w:tcW w:w="3120" w:type="dxa"/>
@@ -1006,6 +1055,9 @@
         </w:tc>
       </w:tr>
       <w:tr>
+        <w:trPr>
+          <w:jc w:val="center"/>
+        </w:trPr>
         <w:tc>
           <w:tcPr>
             <w:tcW w:w="3120" w:type="dxa"/>
@@ -1062,6 +1114,9 @@
         </w:tc>
       </w:tr>
       <w:tr>
+        <w:trPr>
+          <w:jc w:val="center"/>
+        </w:trPr>
         <w:tc>
           <w:tcPr>
             <w:tcW w:w="3120" w:type="dxa"/>
@@ -1106,15 +1161,15 @@
               <w:jc w:val="center"/>
             </w:pPr>
             <w:r>
-              <w:t xml:space="preserve">ресурси, вже </w:t>
-            </w:r>
-            <w:r>
-              <w:t>виділені процесам</w:t>
+              <w:t>ресурси, вже виділені процесам</w:t>
             </w:r>
           </w:p>
         </w:tc>
       </w:tr>
       <w:tr>
+        <w:trPr>
+          <w:jc w:val="center"/>
+        </w:trPr>
         <w:tc>
           <w:tcPr>
             <w:tcW w:w="3120" w:type="dxa"/>
@@ -1159,12 +1214,19 @@
               <w:jc w:val="center"/>
             </w:pPr>
             <w:r>
-              <w:t>максимальні потреби процесів</w:t>
+              <w:t xml:space="preserve">максимальні потреби </w:t>
+            </w:r>
+            <w:r>
+              <w:lastRenderedPageBreak/>
+              <w:t>процесів</w:t>
             </w:r>
           </w:p>
         </w:tc>
       </w:tr>
       <w:tr>
+        <w:trPr>
+          <w:jc w:val="center"/>
+        </w:trPr>
         <w:tc>
           <w:tcPr>
             <w:tcW w:w="3120" w:type="dxa"/>
@@ -1177,6 +1239,7 @@
               <w:jc w:val="center"/>
             </w:pPr>
             <w:r>
+              <w:lastRenderedPageBreak/>
               <w:t>Need</w:t>
             </w:r>
           </w:p>
@@ -1221,6 +1284,9 @@
         </w:tc>
       </w:tr>
       <w:tr>
+        <w:trPr>
+          <w:jc w:val="center"/>
+        </w:trPr>
         <w:tc>
           <w:tcPr>
             <w:tcW w:w="3120" w:type="dxa"/>
@@ -1292,60 +1358,62 @@
           <w:lang w:val="ru-RU"/>
         </w:rPr>
       </w:pPr>
-      <w:r>
-        <w:rPr>
-          <w:lang w:val="ru-RU"/>
-        </w:rPr>
-        <w:lastRenderedPageBreak/>
-        <w:t>Матриця потреб обчислюється за формулою:</w:t>
-      </w:r>
     </w:p>
     <w:p>
       <w:pPr>
-        <w:spacing w:line="276" w:lineRule="auto"/>
-        <w:rPr>
-          <w:rFonts w:ascii="Courier New" w:hAnsi="Courier New" w:cs="Courier New"/>
-        </w:rPr>
-      </w:pPr>
-      <w:r>
-        <w:rPr>
-          <w:rFonts w:ascii="Courier New" w:hAnsi="Courier New" w:cs="Courier New"/>
-          <w:sz w:val="24"/>
-          <w:szCs w:val="20"/>
-        </w:rPr>
-        <w:t xml:space="preserve">Need[i, j] = Max[i, j] - </w:t>
-      </w:r>
-      <w:r>
-        <w:rPr>
-          <w:rFonts w:ascii="Courier New" w:hAnsi="Courier New" w:cs="Courier New"/>
-          <w:sz w:val="24"/>
-          <w:szCs w:val="20"/>
-        </w:rPr>
-        <w:t>Allocation[i, j];</w:t>
-      </w:r>
-      <w:r>
-        <w:rPr>
-          <w:rFonts w:ascii="Courier New" w:hAnsi="Courier New" w:cs="Courier New"/>
-        </w:rPr>
-        <w:br/>
+        <w:rPr>
+          <w:lang w:val="ru-RU"/>
+        </w:rPr>
+      </w:pPr>
+      <w:r>
+        <w:rPr>
+          <w:lang w:val="ru-RU"/>
+        </w:rPr>
+        <w:t>Матриця потреб обчислюється за формулою:</w:t>
       </w:r>
     </w:p>
     <w:p>
-      <w:r>
-        <w:t>Вектор доступних ресурсів обчислюється як різниця між загальною кількістю ресурсу і сумою виділених одиниць цього ресурсу:</w:t>
+      <w:pPr>
+        <w:rPr>
+          <w:rFonts w:ascii="Courier New" w:hAnsi="Courier New" w:cs="Courier New"/>
+          <w:sz w:val="20"/>
+          <w:szCs w:val="20"/>
+        </w:rPr>
+      </w:pPr>
+      <w:r>
+        <w:rPr>
+          <w:rFonts w:ascii="Courier New" w:hAnsi="Courier New" w:cs="Courier New"/>
+          <w:sz w:val="20"/>
+          <w:szCs w:val="20"/>
+        </w:rPr>
+        <w:t>Need[i, j] = Max[i, j] - Allocation[i, j];</w:t>
+      </w:r>
+      <w:r>
+        <w:rPr>
+          <w:rFonts w:ascii="Courier New" w:hAnsi="Courier New" w:cs="Courier New"/>
+          <w:sz w:val="20"/>
+          <w:szCs w:val="20"/>
+        </w:rPr>
+        <w:br/>
       </w:r>
     </w:p>
     <w:p>
-      <w:pPr>
-        <w:spacing w:line="276" w:lineRule="auto"/>
+      <w:r>
+        <w:t>Вектор доступних ресурсів обчислюється як різниця між загальною кількістю ресурсу і сумою виділених одиниць цього ресурсу:</w:t>
+      </w:r>
+    </w:p>
+    <w:p>
+      <w:pPr>
         <w:rPr>
           <w:rFonts w:ascii="Courier New" w:hAnsi="Courier New" w:cs="Courier New"/>
+          <w:sz w:val="20"/>
+          <w:szCs w:val="20"/>
         </w:rPr>
       </w:pPr>
       <w:r>
         <w:rPr>
           <w:rFonts w:ascii="Courier New" w:hAnsi="Courier New" w:cs="Courier New"/>
-          <w:sz w:val="24"/>
+          <w:sz w:val="20"/>
           <w:szCs w:val="20"/>
         </w:rPr>
         <w:t>Available[j] = Total[j] - sum(Allocation[i, j]);</w:t>
@@ -1353,6 +1421,8 @@
       <w:r>
         <w:rPr>
           <w:rFonts w:ascii="Courier New" w:hAnsi="Courier New" w:cs="Courier New"/>
+          <w:sz w:val="20"/>
+          <w:szCs w:val="20"/>
         </w:rPr>
         <w:br/>
       </w:r>
@@ -1378,13 +1448,7 @@
         <w:rPr>
           <w:lang w:val="ru-RU"/>
         </w:rPr>
-        <w:t>випадкова генерація кіль</w:t>
-      </w:r>
-      <w:r>
-        <w:rPr>
-          <w:lang w:val="ru-RU"/>
-        </w:rPr>
-        <w:t>кості процесів від 2 до 4;</w:t>
+        <w:t>випадкова генерація кількості процесів від 2 до 4;</w:t>
       </w:r>
     </w:p>
     <w:p>
@@ -1501,70 +1565,12 @@
     </w:p>
     <w:p>
       <w:pPr>
+        <w:pStyle w:val="ae"/>
+        <w:ind w:left="709" w:firstLine="0"/>
         <w:rPr>
           <w:lang w:val="ru-RU"/>
         </w:rPr>
       </w:pPr>
-      <w:r>
-        <w:rPr>
-          <w:lang w:val="ru-RU"/>
-        </w:rPr>
-        <w:t xml:space="preserve">Генерація стану системи виконується в методі </w:t>
-      </w:r>
-      <w:r>
-        <w:t>GenerateScenario</w:t>
-      </w:r>
-      <w:r>
-        <w:rPr>
-          <w:lang w:val="ru-RU"/>
-        </w:rPr>
-        <w:t xml:space="preserve">. Спочатку створюється матриця </w:t>
-      </w:r>
-      <w:r>
-        <w:t>Allocation</w:t>
-      </w:r>
-      <w:r>
-        <w:rPr>
-          <w:lang w:val="ru-RU"/>
-        </w:rPr>
-        <w:t xml:space="preserve">, після цього для кожного процесу формується </w:t>
-      </w:r>
-      <w:r>
-        <w:t>Max</w:t>
-      </w:r>
-      <w:r>
-        <w:rPr>
-          <w:lang w:val="ru-RU"/>
-        </w:rPr>
-        <w:t xml:space="preserve">, а </w:t>
-      </w:r>
-      <w:r>
-        <w:t>Need</w:t>
-      </w:r>
-      <w:r>
-        <w:rPr>
-          <w:lang w:val="ru-RU"/>
-        </w:rPr>
-        <w:t xml:space="preserve"> рахується як різниця між </w:t>
-      </w:r>
-      <w:r>
-        <w:t>Max</w:t>
-      </w:r>
-      <w:r>
-        <w:rPr>
-          <w:lang w:val="ru-RU"/>
-        </w:rPr>
-        <w:t xml:space="preserve"> і </w:t>
-      </w:r>
-      <w:r>
-        <w:t>Allocation</w:t>
-      </w:r>
-      <w:r>
-        <w:rPr>
-          <w:lang w:val="ru-RU"/>
-        </w:rPr>
-        <w:t>.</w:t>
-      </w:r>
     </w:p>
     <w:p>
       <w:pPr>
@@ -1576,634 +1582,222 @@
         <w:rPr>
           <w:lang w:val="ru-RU"/>
         </w:rPr>
-        <w:t>Фрагмент методу генерації стану с</w:t>
+        <w:t xml:space="preserve">Генерація стану системи виконується в методі </w:t>
+      </w:r>
+      <w:r>
+        <w:t>GenerateScenario</w:t>
       </w:r>
       <w:r>
         <w:rPr>
           <w:lang w:val="ru-RU"/>
         </w:rPr>
-        <w:t>истеми:</w:t>
+        <w:t xml:space="preserve">. Спочатку створюється матриця </w:t>
+      </w:r>
+      <w:r>
+        <w:t>Allocation</w:t>
+      </w:r>
+      <w:r>
+        <w:rPr>
+          <w:lang w:val="ru-RU"/>
+        </w:rPr>
+        <w:t xml:space="preserve">, після цього для кожного процесу формується </w:t>
+      </w:r>
+      <w:r>
+        <w:t>Max</w:t>
+      </w:r>
+      <w:r>
+        <w:rPr>
+          <w:lang w:val="ru-RU"/>
+        </w:rPr>
+        <w:t xml:space="preserve">, а </w:t>
+      </w:r>
+      <w:r>
+        <w:t>Need</w:t>
+      </w:r>
+      <w:r>
+        <w:rPr>
+          <w:lang w:val="ru-RU"/>
+        </w:rPr>
+        <w:t xml:space="preserve"> рахується як різниця між </w:t>
+      </w:r>
+      <w:r>
+        <w:t>Max</w:t>
+      </w:r>
+      <w:r>
+        <w:rPr>
+          <w:lang w:val="ru-RU"/>
+        </w:rPr>
+        <w:t xml:space="preserve"> і </w:t>
+      </w:r>
+      <w:r>
+        <w:t>Allocation</w:t>
+      </w:r>
+      <w:r>
+        <w:rPr>
+          <w:lang w:val="ru-RU"/>
+        </w:rPr>
+        <w:t>.</w:t>
       </w:r>
     </w:p>
     <w:p>
       <w:pPr>
-        <w:spacing w:line="276" w:lineRule="auto"/>
+        <w:rPr>
+          <w:lang w:val="ru-RU"/>
+        </w:rPr>
+      </w:pPr>
+      <w:r>
+        <w:rPr>
+          <w:lang w:val="ru-RU"/>
+        </w:rPr>
+        <w:t>Скорочений фрагмент генерації стану системи:</w:t>
+      </w:r>
+    </w:p>
+    <w:p>
+      <w:pPr>
+        <w:spacing w:before="80" w:after="120"/>
         <w:ind w:firstLine="0"/>
         <w:jc w:val="left"/>
-      </w:pPr>
-      <w:r>
+        <w:rPr>
+          <w:rFonts w:ascii="Courier New" w:hAnsi="Courier New" w:cs="Courier New"/>
+          <w:sz w:val="20"/>
+          <w:szCs w:val="20"/>
+        </w:rPr>
+      </w:pPr>
+      <w:r>
+        <w:rPr>
+          <w:rFonts w:ascii="Courier New" w:hAnsi="Courier New" w:cs="Courier New"/>
+          <w:sz w:val="20"/>
+          <w:szCs w:val="20"/>
+        </w:rPr>
+        <w:t>// Генерація Max і Need після випадкового Allocation.</w:t>
+      </w:r>
+      <w:r>
+        <w:rPr>
+          <w:rFonts w:ascii="Courier New" w:hAnsi="Courier New" w:cs="Courier New"/>
+          <w:sz w:val="20"/>
+          <w:szCs w:val="20"/>
+        </w:rPr>
+        <w:br/>
+        <w:t>for (var i = 0; i &lt; processCount; i++)</w:t>
+      </w:r>
+      <w:r>
+        <w:rPr>
+          <w:rFonts w:ascii="Courier New" w:hAnsi="Courier New" w:cs="Courier New"/>
+          <w:sz w:val="20"/>
+          <w:szCs w:val="20"/>
+        </w:rPr>
+        <w:br/>
+        <w:t>{</w:t>
+      </w:r>
+      <w:r>
+        <w:rPr>
+          <w:rFonts w:ascii="Courier New" w:hAnsi="Courier New" w:cs="Courier New"/>
+          <w:sz w:val="20"/>
+          <w:szCs w:val="20"/>
+        </w:rPr>
+        <w:br/>
+        <w:t xml:space="preserve">    for (var j = 0; j &lt; resourceCount; j++)</w:t>
+      </w:r>
+      <w:r>
+        <w:rPr>
+          <w:rFonts w:ascii="Courier New" w:hAnsi="Courier New" w:cs="Courier New"/>
+          <w:sz w:val="20"/>
+          <w:szCs w:val="20"/>
+        </w:rPr>
+        <w:br/>
+        <w:t xml:space="preserve">    {</w:t>
+      </w:r>
+      <w:r>
+        <w:rPr>
+          <w:rFonts w:ascii="Courier New" w:hAnsi="Courier New" w:cs="Courier New"/>
+          <w:sz w:val="20"/>
+          <w:szCs w:val="20"/>
+        </w:rPr>
+        <w:br/>
+        <w:t xml:space="preserve">        var extraNeed = _random.Next(0, Math.Max(2, _total[j] / 2) + 1);</w:t>
+      </w:r>
+      <w:r>
+        <w:rPr>
+          <w:rFonts w:ascii="Courier New" w:hAnsi="Courier New" w:cs="Courier New"/>
+          <w:sz w:val="20"/>
+          <w:szCs w:val="20"/>
+        </w:rPr>
+        <w:br/>
+        <w:t xml:space="preserve">        _maximum[i, j] = Math.Min(_total[j], _allocation[i, j] + extraNeed);</w:t>
+      </w:r>
+      <w:r>
+        <w:rPr>
+          <w:rFonts w:ascii="Courier New" w:hAnsi="Courier New" w:cs="Courier New"/>
+          <w:sz w:val="20"/>
+          <w:szCs w:val="20"/>
+        </w:rPr>
+        <w:br/>
+        <w:t xml:space="preserve">        _need[i, j] = _maximum[i, j] - _allocation[i, j];</w:t>
+      </w:r>
+      <w:r>
+        <w:rPr>
+          <w:rFonts w:ascii="Courier New" w:hAnsi="Courier New" w:cs="Courier New"/>
+          <w:sz w:val="20"/>
+          <w:szCs w:val="20"/>
+        </w:rPr>
+        <w:br/>
+      </w:r>
+      <w:r>
+        <w:rPr>
+          <w:rFonts w:ascii="Courier New" w:hAnsi="Courier New" w:cs="Courier New"/>
+          <w:sz w:val="20"/>
+          <w:szCs w:val="20"/>
+        </w:rPr>
+        <w:lastRenderedPageBreak/>
+        <w:t xml:space="preserve">    }</w:t>
+      </w:r>
+      <w:r>
+        <w:rPr>
+          <w:rFonts w:ascii="Courier New" w:hAnsi="Courier New" w:cs="Courier New"/>
+          <w:sz w:val="20"/>
+          <w:szCs w:val="20"/>
+        </w:rPr>
+        <w:br/>
+        <w:t>}</w:t>
+      </w:r>
+      <w:r>
+        <w:rPr>
+          <w:rFonts w:ascii="Courier New" w:hAnsi="Courier New" w:cs="Courier New"/>
+          <w:sz w:val="20"/>
+          <w:szCs w:val="20"/>
+        </w:rPr>
+        <w:br/>
+      </w:r>
+      <w:r>
+        <w:rPr>
+          <w:rFonts w:ascii="Courier New" w:hAnsi="Courier New" w:cs="Courier New"/>
+          <w:sz w:val="20"/>
+          <w:szCs w:val="20"/>
+        </w:rPr>
+        <w:br/>
+        <w:t>RecalculateDerivedState();</w:t>
+      </w:r>
+      <w:r>
+        <w:rPr>
+          <w:rFonts w:ascii="Courier New" w:hAnsi="Courier New" w:cs="Courier New"/>
+          <w:sz w:val="20"/>
+          <w:szCs w:val="20"/>
+        </w:rPr>
+        <w:br/>
+        <w:t>BindAllGrids();</w:t>
+      </w:r>
+    </w:p>
+    <w:p>
+      <w:pPr>
+        <w:spacing w:before="80" w:after="120"/>
+        <w:ind w:firstLine="0"/>
+        <w:jc w:val="left"/>
         <w:rPr>
           <w:rFonts w:ascii="Courier New" w:hAnsi="Courier New" w:cs="Courier New"/>
           <w:sz w:val="24"/>
-          <w:szCs w:val="20"/>
-          <w:lang w:val="ru-RU"/>
-        </w:rPr>
-        <w:t xml:space="preserve">    </w:t>
-      </w:r>
-      <w:r>
-        <w:rPr>
-          <w:rFonts w:ascii="Courier New" w:hAnsi="Courier New" w:cs="Courier New"/>
-          <w:sz w:val="24"/>
-          <w:szCs w:val="20"/>
-        </w:rPr>
-        <w:t>private void GenerateScenario()</w:t>
-      </w:r>
-      <w:r>
-        <w:rPr>
-          <w:rFonts w:ascii="Courier New" w:hAnsi="Courier New" w:cs="Courier New"/>
-          <w:sz w:val="24"/>
-          <w:szCs w:val="20"/>
-        </w:rPr>
-        <w:br/>
-      </w:r>
-      <w:r>
-        <w:rPr>
-          <w:rFonts w:ascii="Courier New" w:hAnsi="Courier New" w:cs="Courier New"/>
-          <w:sz w:val="24"/>
-          <w:szCs w:val="20"/>
-        </w:rPr>
-        <w:t xml:space="preserve">    {</w:t>
-      </w:r>
-      <w:r>
-        <w:rPr>
-          <w:rFonts w:ascii="Courier New" w:hAnsi="Courier New" w:cs="Courier New"/>
-          <w:sz w:val="24"/>
-          <w:szCs w:val="20"/>
-        </w:rPr>
-        <w:br/>
-      </w:r>
-      <w:r>
-        <w:rPr>
-          <w:rFonts w:ascii="Courier New" w:hAnsi="Courier New" w:cs="Courier New"/>
-          <w:sz w:val="24"/>
-          <w:szCs w:val="20"/>
-        </w:rPr>
-        <w:t xml:space="preserve">        if (!ReadDimensionsAndVectors(out var processCount, out var resourceCount, showErrors: true))</w:t>
-      </w:r>
-      <w:r>
-        <w:rPr>
-          <w:rFonts w:ascii="Courier New" w:hAnsi="Courier New" w:cs="Courier New"/>
-          <w:sz w:val="24"/>
-          <w:szCs w:val="20"/>
-        </w:rPr>
-        <w:br/>
-      </w:r>
-      <w:r>
-        <w:rPr>
-          <w:rFonts w:ascii="Courier New" w:hAnsi="Courier New" w:cs="Courier New"/>
-          <w:sz w:val="24"/>
-          <w:szCs w:val="20"/>
-        </w:rPr>
-        <w:t xml:space="preserve">        {</w:t>
-      </w:r>
-      <w:r>
-        <w:rPr>
-          <w:rFonts w:ascii="Courier New" w:hAnsi="Courier New" w:cs="Courier New"/>
-          <w:sz w:val="24"/>
-          <w:szCs w:val="20"/>
-        </w:rPr>
-        <w:br/>
-      </w:r>
-      <w:r>
-        <w:rPr>
-          <w:rFonts w:ascii="Courier New" w:hAnsi="Courier New" w:cs="Courier New"/>
-          <w:sz w:val="24"/>
-          <w:szCs w:val="20"/>
-        </w:rPr>
-        <w:t xml:space="preserve">            return;</w:t>
-      </w:r>
-      <w:r>
-        <w:rPr>
-          <w:rFonts w:ascii="Courier New" w:hAnsi="Courier New" w:cs="Courier New"/>
-          <w:sz w:val="24"/>
-          <w:szCs w:val="20"/>
-        </w:rPr>
-        <w:br/>
-      </w:r>
-      <w:r>
-        <w:rPr>
-          <w:rFonts w:ascii="Courier New" w:hAnsi="Courier New" w:cs="Courier New"/>
-          <w:sz w:val="24"/>
-          <w:szCs w:val="20"/>
-        </w:rPr>
-        <w:t xml:space="preserve">        }</w:t>
-      </w:r>
-      <w:r>
-        <w:rPr>
-          <w:rFonts w:ascii="Courier New" w:hAnsi="Courier New" w:cs="Courier New"/>
-          <w:sz w:val="24"/>
-          <w:szCs w:val="20"/>
-        </w:rPr>
-        <w:br/>
-      </w:r>
-      <w:r>
-        <w:rPr>
-          <w:rFonts w:ascii="Courier New" w:hAnsi="Courier New" w:cs="Courier New"/>
-          <w:sz w:val="24"/>
-          <w:szCs w:val="20"/>
-        </w:rPr>
-        <w:br/>
-      </w:r>
-      <w:r>
-        <w:rPr>
-          <w:rFonts w:ascii="Courier New" w:hAnsi="Courier New" w:cs="Courier New"/>
-          <w:sz w:val="24"/>
-          <w:szCs w:val="20"/>
-        </w:rPr>
-        <w:t xml:space="preserve">        _allocation = new int[processCount, resourceCount];</w:t>
-      </w:r>
-      <w:r>
-        <w:rPr>
-          <w:rFonts w:ascii="Courier New" w:hAnsi="Courier New" w:cs="Courier New"/>
-          <w:sz w:val="24"/>
-          <w:szCs w:val="20"/>
-        </w:rPr>
-        <w:br/>
-      </w:r>
-      <w:r>
-        <w:rPr>
-          <w:rFonts w:ascii="Courier New" w:hAnsi="Courier New" w:cs="Courier New"/>
-          <w:sz w:val="24"/>
-          <w:szCs w:val="20"/>
-        </w:rPr>
-        <w:t xml:space="preserve">   </w:t>
-      </w:r>
-      <w:r>
-        <w:rPr>
-          <w:rFonts w:ascii="Courier New" w:hAnsi="Courier New" w:cs="Courier New"/>
-          <w:sz w:val="24"/>
-          <w:szCs w:val="20"/>
-        </w:rPr>
-        <w:t xml:space="preserve">     _maximum = new int[processCount, resourceCount];</w:t>
-      </w:r>
-      <w:r>
-        <w:rPr>
-          <w:rFonts w:ascii="Courier New" w:hAnsi="Courier New" w:cs="Courier New"/>
-          <w:sz w:val="24"/>
-          <w:szCs w:val="20"/>
-        </w:rPr>
-        <w:br/>
-      </w:r>
-      <w:r>
-        <w:rPr>
-          <w:rFonts w:ascii="Courier New" w:hAnsi="Courier New" w:cs="Courier New"/>
-          <w:sz w:val="24"/>
-          <w:szCs w:val="20"/>
-        </w:rPr>
-        <w:t xml:space="preserve">        _need = new int[processCount, resourceCount];</w:t>
-      </w:r>
-      <w:r>
-        <w:rPr>
-          <w:rFonts w:ascii="Courier New" w:hAnsi="Courier New" w:cs="Courier New"/>
-          <w:sz w:val="24"/>
-          <w:szCs w:val="20"/>
-        </w:rPr>
-        <w:br/>
-      </w:r>
-      <w:r>
-        <w:rPr>
-          <w:rFonts w:ascii="Courier New" w:hAnsi="Courier New" w:cs="Courier New"/>
-          <w:sz w:val="24"/>
-          <w:szCs w:val="20"/>
-        </w:rPr>
-        <w:br/>
-      </w:r>
-      <w:r>
-        <w:rPr>
-          <w:rFonts w:ascii="Courier New" w:hAnsi="Courier New" w:cs="Courier New"/>
-          <w:sz w:val="24"/>
-          <w:szCs w:val="20"/>
-        </w:rPr>
-        <w:t xml:space="preserve">        for (var j = 0; j &lt; resourceCount; j++)</w:t>
-      </w:r>
-      <w:r>
-        <w:rPr>
-          <w:rFonts w:ascii="Courier New" w:hAnsi="Courier New" w:cs="Courier New"/>
-          <w:sz w:val="24"/>
-          <w:szCs w:val="20"/>
-        </w:rPr>
-        <w:br/>
-      </w:r>
-      <w:r>
-        <w:rPr>
-          <w:rFonts w:ascii="Courier New" w:hAnsi="Courier New" w:cs="Courier New"/>
-          <w:sz w:val="24"/>
-          <w:szCs w:val="20"/>
-        </w:rPr>
-        <w:t xml:space="preserve">        {</w:t>
-      </w:r>
-      <w:r>
-        <w:rPr>
-          <w:rFonts w:ascii="Courier New" w:hAnsi="Courier New" w:cs="Courier New"/>
-          <w:sz w:val="24"/>
-          <w:szCs w:val="20"/>
-        </w:rPr>
-        <w:br/>
-      </w:r>
-      <w:r>
-        <w:rPr>
-          <w:rFonts w:ascii="Courier New" w:hAnsi="Courier New" w:cs="Courier New"/>
-          <w:sz w:val="24"/>
-          <w:szCs w:val="20"/>
-        </w:rPr>
-        <w:t xml:space="preserve">            var remaining = _total[j];</w:t>
-      </w:r>
-      <w:r>
-        <w:rPr>
-          <w:rFonts w:ascii="Courier New" w:hAnsi="Courier New" w:cs="Courier New"/>
-          <w:sz w:val="24"/>
-          <w:szCs w:val="20"/>
-        </w:rPr>
-        <w:br/>
-      </w:r>
-      <w:r>
-        <w:rPr>
-          <w:rFonts w:ascii="Courier New" w:hAnsi="Courier New" w:cs="Courier New"/>
-          <w:sz w:val="24"/>
-          <w:szCs w:val="20"/>
-        </w:rPr>
-        <w:t xml:space="preserve">            for (var i = 0; i &lt; processCount; i++)</w:t>
-      </w:r>
-      <w:r>
-        <w:rPr>
-          <w:rFonts w:ascii="Courier New" w:hAnsi="Courier New" w:cs="Courier New"/>
-          <w:sz w:val="24"/>
-          <w:szCs w:val="20"/>
-        </w:rPr>
-        <w:br/>
-      </w:r>
-      <w:r>
-        <w:rPr>
-          <w:rFonts w:ascii="Courier New" w:hAnsi="Courier New" w:cs="Courier New"/>
-          <w:sz w:val="24"/>
-          <w:szCs w:val="20"/>
-        </w:rPr>
-        <w:t xml:space="preserve">            {</w:t>
-      </w:r>
-      <w:r>
-        <w:rPr>
-          <w:rFonts w:ascii="Courier New" w:hAnsi="Courier New" w:cs="Courier New"/>
-          <w:sz w:val="24"/>
-          <w:szCs w:val="20"/>
-        </w:rPr>
-        <w:br/>
-      </w:r>
-      <w:r>
-        <w:rPr>
-          <w:rFonts w:ascii="Courier New" w:hAnsi="Courier New" w:cs="Courier New"/>
-          <w:sz w:val="24"/>
-          <w:szCs w:val="20"/>
-        </w:rPr>
-        <w:t xml:space="preserve">                // Частину ресурсу залишаємо іншим процесам, щоб </w:t>
-      </w:r>
-      <w:r>
-        <w:rPr>
-          <w:rFonts w:ascii="Courier New" w:hAnsi="Courier New" w:cs="Courier New"/>
-          <w:sz w:val="24"/>
-          <w:szCs w:val="20"/>
-        </w:rPr>
-        <w:lastRenderedPageBreak/>
-        <w:t>розподіл був реалістичнішим.</w:t>
-      </w:r>
-      <w:r>
-        <w:rPr>
-          <w:rFonts w:ascii="Courier New" w:hAnsi="Courier New" w:cs="Courier New"/>
-          <w:sz w:val="24"/>
-          <w:szCs w:val="20"/>
-        </w:rPr>
-        <w:br/>
-      </w:r>
-      <w:r>
-        <w:rPr>
-          <w:rFonts w:ascii="Courier New" w:hAnsi="Courier New" w:cs="Courier New"/>
-          <w:sz w:val="24"/>
-          <w:szCs w:val="20"/>
-        </w:rPr>
-        <w:t xml:space="preserve">                var processesLeft = processCount - i - 1;</w:t>
-      </w:r>
-      <w:r>
-        <w:rPr>
-          <w:rFonts w:ascii="Courier New" w:hAnsi="Courier New" w:cs="Courier New"/>
-          <w:sz w:val="24"/>
-          <w:szCs w:val="20"/>
-        </w:rPr>
-        <w:br/>
-      </w:r>
-      <w:r>
-        <w:rPr>
-          <w:rFonts w:ascii="Courier New" w:hAnsi="Courier New" w:cs="Courier New"/>
-          <w:sz w:val="24"/>
-          <w:szCs w:val="20"/>
-        </w:rPr>
-        <w:t xml:space="preserve">                var reserve = processesLeft == 0 ? 0 : _random.Next(0, Math.Min(remaining</w:t>
-      </w:r>
-      <w:r>
-        <w:rPr>
-          <w:rFonts w:ascii="Courier New" w:hAnsi="Courier New" w:cs="Courier New"/>
-          <w:sz w:val="24"/>
-          <w:szCs w:val="20"/>
-        </w:rPr>
-        <w:t>, processesLeft * 2) + 1);</w:t>
-      </w:r>
-      <w:r>
-        <w:rPr>
-          <w:rFonts w:ascii="Courier New" w:hAnsi="Courier New" w:cs="Courier New"/>
-          <w:sz w:val="24"/>
-          <w:szCs w:val="20"/>
-        </w:rPr>
-        <w:br/>
-      </w:r>
-      <w:r>
-        <w:rPr>
-          <w:rFonts w:ascii="Courier New" w:hAnsi="Courier New" w:cs="Courier New"/>
-          <w:sz w:val="24"/>
-          <w:szCs w:val="20"/>
-        </w:rPr>
-        <w:t xml:space="preserve">                var maxAlloc = Math.Max(0, remaining - reserve);</w:t>
-      </w:r>
-      <w:r>
-        <w:rPr>
-          <w:rFonts w:ascii="Courier New" w:hAnsi="Courier New" w:cs="Courier New"/>
-          <w:sz w:val="24"/>
-          <w:szCs w:val="20"/>
-        </w:rPr>
-        <w:br/>
-      </w:r>
-      <w:r>
-        <w:rPr>
-          <w:rFonts w:ascii="Courier New" w:hAnsi="Courier New" w:cs="Courier New"/>
-          <w:sz w:val="24"/>
-          <w:szCs w:val="20"/>
-        </w:rPr>
-        <w:t xml:space="preserve">                _allocation[i, j] = _random.Next(0, Math.Min(maxAlloc, 4) + 1);</w:t>
-      </w:r>
-      <w:r>
-        <w:rPr>
-          <w:rFonts w:ascii="Courier New" w:hAnsi="Courier New" w:cs="Courier New"/>
-          <w:sz w:val="24"/>
-          <w:szCs w:val="20"/>
-        </w:rPr>
-        <w:br/>
-      </w:r>
-      <w:r>
-        <w:rPr>
-          <w:rFonts w:ascii="Courier New" w:hAnsi="Courier New" w:cs="Courier New"/>
-          <w:sz w:val="24"/>
-          <w:szCs w:val="20"/>
-        </w:rPr>
-        <w:t xml:space="preserve">                remaining -= _allocation[i, j];</w:t>
-      </w:r>
-      <w:r>
-        <w:rPr>
-          <w:rFonts w:ascii="Courier New" w:hAnsi="Courier New" w:cs="Courier New"/>
-          <w:sz w:val="24"/>
-          <w:szCs w:val="20"/>
-        </w:rPr>
-        <w:br/>
-      </w:r>
-      <w:r>
-        <w:rPr>
-          <w:rFonts w:ascii="Courier New" w:hAnsi="Courier New" w:cs="Courier New"/>
-          <w:sz w:val="24"/>
-          <w:szCs w:val="20"/>
-        </w:rPr>
-        <w:t xml:space="preserve">            }</w:t>
-      </w:r>
-      <w:r>
-        <w:rPr>
-          <w:rFonts w:ascii="Courier New" w:hAnsi="Courier New" w:cs="Courier New"/>
-          <w:sz w:val="24"/>
-          <w:szCs w:val="20"/>
-        </w:rPr>
-        <w:br/>
-      </w:r>
-      <w:r>
-        <w:rPr>
-          <w:rFonts w:ascii="Courier New" w:hAnsi="Courier New" w:cs="Courier New"/>
-          <w:sz w:val="24"/>
-          <w:szCs w:val="20"/>
-        </w:rPr>
-        <w:t xml:space="preserve">        }</w:t>
-      </w:r>
-      <w:r>
-        <w:rPr>
-          <w:rFonts w:ascii="Courier New" w:hAnsi="Courier New" w:cs="Courier New"/>
-          <w:sz w:val="24"/>
-          <w:szCs w:val="20"/>
-        </w:rPr>
-        <w:br/>
-      </w:r>
-      <w:r>
-        <w:rPr>
-          <w:rFonts w:ascii="Courier New" w:hAnsi="Courier New" w:cs="Courier New"/>
-          <w:sz w:val="24"/>
-          <w:szCs w:val="20"/>
-        </w:rPr>
-        <w:br/>
-      </w:r>
-      <w:r>
-        <w:rPr>
-          <w:rFonts w:ascii="Courier New" w:hAnsi="Courier New" w:cs="Courier New"/>
-          <w:sz w:val="24"/>
-          <w:szCs w:val="20"/>
-        </w:rPr>
-        <w:t xml:space="preserve">        for (var i = 0; i &lt; processCount; i++)</w:t>
-      </w:r>
-      <w:r>
-        <w:rPr>
-          <w:rFonts w:ascii="Courier New" w:hAnsi="Courier New" w:cs="Courier New"/>
-          <w:sz w:val="24"/>
-          <w:szCs w:val="20"/>
-        </w:rPr>
-        <w:br/>
-      </w:r>
-      <w:r>
-        <w:rPr>
-          <w:rFonts w:ascii="Courier New" w:hAnsi="Courier New" w:cs="Courier New"/>
-          <w:sz w:val="24"/>
-          <w:szCs w:val="20"/>
-        </w:rPr>
-        <w:t xml:space="preserve">        {</w:t>
-      </w:r>
-      <w:r>
-        <w:rPr>
-          <w:rFonts w:ascii="Courier New" w:hAnsi="Courier New" w:cs="Courier New"/>
-          <w:sz w:val="24"/>
-          <w:szCs w:val="20"/>
-        </w:rPr>
-        <w:br/>
-      </w:r>
-      <w:r>
-        <w:rPr>
-          <w:rFonts w:ascii="Courier New" w:hAnsi="Courier New" w:cs="Courier New"/>
-          <w:sz w:val="24"/>
-          <w:szCs w:val="20"/>
-        </w:rPr>
-        <w:t xml:space="preserve">            for (var j = 0; j &lt; resourceCount; j++)</w:t>
-      </w:r>
-      <w:r>
-        <w:rPr>
-          <w:rFonts w:ascii="Courier New" w:hAnsi="Courier New" w:cs="Courier New"/>
-          <w:sz w:val="24"/>
-          <w:szCs w:val="20"/>
-        </w:rPr>
-        <w:br/>
-      </w:r>
-      <w:r>
-        <w:rPr>
-          <w:rFonts w:ascii="Courier New" w:hAnsi="Courier New" w:cs="Courier New"/>
-          <w:sz w:val="24"/>
-          <w:szCs w:val="20"/>
-        </w:rPr>
-        <w:t xml:space="preserve">            {</w:t>
-      </w:r>
-      <w:r>
-        <w:rPr>
-          <w:rFonts w:ascii="Courier New" w:hAnsi="Courier New" w:cs="Courier New"/>
-          <w:sz w:val="24"/>
-          <w:szCs w:val="20"/>
-        </w:rPr>
-        <w:br/>
-      </w:r>
-      <w:r>
-        <w:rPr>
-          <w:rFonts w:ascii="Courier New" w:hAnsi="Courier New" w:cs="Courier New"/>
-          <w:sz w:val="24"/>
-          <w:szCs w:val="20"/>
-        </w:rPr>
-        <w:t xml:space="preserve">                var extraNeed = _random.Next(0, Math.Max(2, _total[j] / 2) + 1);</w:t>
-      </w:r>
-      <w:r>
-        <w:rPr>
-          <w:rFonts w:ascii="Courier New" w:hAnsi="Courier New" w:cs="Courier New"/>
-          <w:sz w:val="24"/>
-          <w:szCs w:val="20"/>
-        </w:rPr>
-        <w:br/>
-      </w:r>
-      <w:r>
-        <w:rPr>
-          <w:rFonts w:ascii="Courier New" w:hAnsi="Courier New" w:cs="Courier New"/>
-          <w:sz w:val="24"/>
-          <w:szCs w:val="20"/>
-        </w:rPr>
-        <w:t xml:space="preserve">                _maximum[i, j] = Math.Min(_total[j],</w:t>
-      </w:r>
-      <w:r>
-        <w:rPr>
-          <w:rFonts w:ascii="Courier New" w:hAnsi="Courier New" w:cs="Courier New"/>
-          <w:sz w:val="24"/>
-          <w:szCs w:val="20"/>
-        </w:rPr>
-        <w:t xml:space="preserve"> _allocation[i, j] + extraNeed);</w:t>
-      </w:r>
-      <w:r>
-        <w:rPr>
-          <w:rFonts w:ascii="Courier New" w:hAnsi="Courier New" w:cs="Courier New"/>
-          <w:sz w:val="24"/>
-          <w:szCs w:val="20"/>
-        </w:rPr>
-        <w:br/>
-      </w:r>
-      <w:r>
-        <w:rPr>
-          <w:rFonts w:ascii="Courier New" w:hAnsi="Courier New" w:cs="Courier New"/>
-          <w:sz w:val="24"/>
-          <w:szCs w:val="20"/>
-        </w:rPr>
-        <w:t xml:space="preserve">                _need[i, j] = _maximum[i, j] - _allocation[i, j];</w:t>
-      </w:r>
-      <w:r>
-        <w:rPr>
-          <w:rFonts w:ascii="Courier New" w:hAnsi="Courier New" w:cs="Courier New"/>
-          <w:sz w:val="24"/>
-          <w:szCs w:val="20"/>
-        </w:rPr>
-        <w:br/>
-      </w:r>
-      <w:r>
-        <w:rPr>
-          <w:rFonts w:ascii="Courier New" w:hAnsi="Courier New" w:cs="Courier New"/>
-          <w:sz w:val="24"/>
-          <w:szCs w:val="20"/>
-        </w:rPr>
-        <w:t xml:space="preserve">            }</w:t>
-      </w:r>
-      <w:r>
-        <w:rPr>
-          <w:rFonts w:ascii="Courier New" w:hAnsi="Courier New" w:cs="Courier New"/>
-          <w:sz w:val="24"/>
-          <w:szCs w:val="20"/>
-        </w:rPr>
-        <w:br/>
-      </w:r>
-      <w:r>
-        <w:rPr>
-          <w:rFonts w:ascii="Courier New" w:hAnsi="Courier New" w:cs="Courier New"/>
-          <w:sz w:val="24"/>
-          <w:szCs w:val="20"/>
-        </w:rPr>
-        <w:t xml:space="preserve">        }</w:t>
-      </w:r>
-      <w:r>
-        <w:rPr>
-          <w:rFonts w:ascii="Courier New" w:hAnsi="Courier New" w:cs="Courier New"/>
-          <w:sz w:val="24"/>
-          <w:szCs w:val="20"/>
-        </w:rPr>
-        <w:br/>
-      </w:r>
-      <w:r>
-        <w:rPr>
-          <w:rFonts w:ascii="Courier New" w:hAnsi="Courier New" w:cs="Courier New"/>
-          <w:sz w:val="24"/>
-          <w:szCs w:val="20"/>
-        </w:rPr>
-        <w:br/>
-      </w:r>
-      <w:r>
-        <w:rPr>
-          <w:rFonts w:ascii="Courier New" w:hAnsi="Courier New" w:cs="Courier New"/>
-          <w:sz w:val="24"/>
-          <w:szCs w:val="20"/>
-        </w:rPr>
-        <w:t xml:space="preserve">        RecalculateDerivedState();</w:t>
-      </w:r>
-      <w:r>
-        <w:rPr>
-          <w:rFonts w:ascii="Courier New" w:hAnsi="Courier New" w:cs="Courier New"/>
-          <w:sz w:val="24"/>
-          <w:szCs w:val="20"/>
-        </w:rPr>
-        <w:br/>
-      </w:r>
-      <w:r>
-        <w:rPr>
-          <w:rFonts w:ascii="Courier New" w:hAnsi="Courier New" w:cs="Courier New"/>
-          <w:sz w:val="24"/>
-          <w:szCs w:val="20"/>
-        </w:rPr>
-        <w:t xml:space="preserve">        BindAllGrids();</w:t>
-      </w:r>
-      <w:r>
-        <w:rPr>
-          <w:rFonts w:ascii="Courier New" w:hAnsi="Courier New" w:cs="Courier New"/>
-          <w:sz w:val="24"/>
-          <w:szCs w:val="20"/>
-        </w:rPr>
-        <w:br/>
-      </w:r>
-      <w:r>
-        <w:rPr>
-          <w:rFonts w:ascii="Courier New" w:hAnsi="Courier New" w:cs="Courier New"/>
-          <w:sz w:val="24"/>
-          <w:szCs w:val="20"/>
-        </w:rPr>
-        <w:t xml:space="preserve">        AddLog("Згенеровано новий стан системи.", Brushes.LightBlue);</w:t>
-      </w:r>
-      <w:r>
-        <w:br/>
-      </w:r>
+          <w:szCs w:val="24"/>
+        </w:rPr>
+      </w:pPr>
     </w:p>
     <w:p>
       <w:pPr>
@@ -2274,8 +1868,9 @@
     </w:p>
     <w:p>
       <w:pPr>
-        <w:spacing w:line="276" w:lineRule="auto"/>
+        <w:spacing w:before="80" w:after="120"/>
         <w:ind w:firstLine="0"/>
+        <w:jc w:val="left"/>
         <w:rPr>
           <w:rFonts w:ascii="Courier New" w:hAnsi="Courier New" w:cs="Courier New"/>
         </w:rPr>
@@ -2283,656 +1878,360 @@
       <w:r>
         <w:rPr>
           <w:rFonts w:ascii="Courier New" w:hAnsi="Courier New" w:cs="Courier New"/>
-          <w:sz w:val="24"/>
-          <w:szCs w:val="20"/>
-          <w:lang w:val="ru-RU"/>
-        </w:rPr>
-        <w:t xml:space="preserve">    </w:t>
+          <w:sz w:val="20"/>
+          <w:szCs w:val="24"/>
+        </w:rPr>
+        <w:t>var work = (int[])_available.Clone();</w:t>
       </w:r>
       <w:r>
         <w:rPr>
           <w:rFonts w:ascii="Courier New" w:hAnsi="Courier New" w:cs="Courier New"/>
-          <w:sz w:val="24"/>
-          <w:szCs w:val="20"/>
-        </w:rPr>
-        <w:t>private SafetyResult CheckSafe</w:t>
+          <w:sz w:val="32"/>
+          <w:szCs w:val="24"/>
+        </w:rPr>
+        <w:br/>
       </w:r>
       <w:r>
         <w:rPr>
           <w:rFonts w:ascii="Courier New" w:hAnsi="Courier New" w:cs="Courier New"/>
-          <w:sz w:val="24"/>
-          <w:szCs w:val="20"/>
-        </w:rPr>
-        <w:t>ty()</w:t>
+          <w:sz w:val="20"/>
+          <w:szCs w:val="24"/>
+        </w:rPr>
+        <w:t>var finish = new bool[processCount];</w:t>
       </w:r>
       <w:r>
         <w:rPr>
           <w:rFonts w:ascii="Courier New" w:hAnsi="Courier New" w:cs="Courier New"/>
-          <w:sz w:val="24"/>
-          <w:szCs w:val="20"/>
+          <w:sz w:val="32"/>
+          <w:szCs w:val="24"/>
         </w:rPr>
         <w:br/>
       </w:r>
       <w:r>
         <w:rPr>
           <w:rFonts w:ascii="Courier New" w:hAnsi="Courier New" w:cs="Courier New"/>
-          <w:sz w:val="24"/>
-          <w:szCs w:val="20"/>
+          <w:sz w:val="20"/>
+          <w:szCs w:val="24"/>
+        </w:rPr>
+        <w:t>var sequence = new List&lt;int&gt;();</w:t>
+      </w:r>
+      <w:r>
+        <w:rPr>
+          <w:rFonts w:ascii="Courier New" w:hAnsi="Courier New" w:cs="Courier New"/>
+          <w:sz w:val="32"/>
+          <w:szCs w:val="24"/>
+        </w:rPr>
+        <w:br/>
+      </w:r>
+      <w:r>
+        <w:rPr>
+          <w:rFonts w:ascii="Courier New" w:hAnsi="Courier New" w:cs="Courier New"/>
+          <w:sz w:val="32"/>
+          <w:szCs w:val="24"/>
+        </w:rPr>
+        <w:br/>
+      </w:r>
+      <w:r>
+        <w:rPr>
+          <w:rFonts w:ascii="Courier New" w:hAnsi="Courier New" w:cs="Courier New"/>
+          <w:sz w:val="20"/>
+          <w:szCs w:val="24"/>
+        </w:rPr>
+        <w:t>while (changed)</w:t>
+      </w:r>
+      <w:r>
+        <w:rPr>
+          <w:rFonts w:ascii="Courier New" w:hAnsi="Courier New" w:cs="Courier New"/>
+          <w:sz w:val="32"/>
+          <w:szCs w:val="24"/>
+        </w:rPr>
+        <w:br/>
+      </w:r>
+      <w:r>
+        <w:rPr>
+          <w:rFonts w:ascii="Courier New" w:hAnsi="Courier New" w:cs="Courier New"/>
+          <w:sz w:val="20"/>
+          <w:szCs w:val="24"/>
+        </w:rPr>
+        <w:t>{</w:t>
+      </w:r>
+      <w:r>
+        <w:rPr>
+          <w:rFonts w:ascii="Courier New" w:hAnsi="Courier New" w:cs="Courier New"/>
+          <w:sz w:val="32"/>
+          <w:szCs w:val="24"/>
+        </w:rPr>
+        <w:br/>
+      </w:r>
+      <w:r>
+        <w:rPr>
+          <w:rFonts w:ascii="Courier New" w:hAnsi="Courier New" w:cs="Courier New"/>
+          <w:sz w:val="20"/>
+          <w:szCs w:val="24"/>
+        </w:rPr>
+        <w:t xml:space="preserve">    changed = false;</w:t>
+      </w:r>
+      <w:r>
+        <w:rPr>
+          <w:rFonts w:ascii="Courier New" w:hAnsi="Courier New" w:cs="Courier New"/>
+          <w:sz w:val="32"/>
+          <w:szCs w:val="24"/>
+        </w:rPr>
+        <w:br/>
+      </w:r>
+      <w:r>
+        <w:rPr>
+          <w:rFonts w:ascii="Courier New" w:hAnsi="Courier New" w:cs="Courier New"/>
+          <w:sz w:val="20"/>
+          <w:szCs w:val="24"/>
+        </w:rPr>
+        <w:t xml:space="preserve">    for (var i = 0; i &lt; processCount; i++)</w:t>
+      </w:r>
+      <w:r>
+        <w:rPr>
+          <w:rFonts w:ascii="Courier New" w:hAnsi="Courier New" w:cs="Courier New"/>
+          <w:sz w:val="32"/>
+          <w:szCs w:val="24"/>
+        </w:rPr>
+        <w:br/>
+      </w:r>
+      <w:r>
+        <w:rPr>
+          <w:rFonts w:ascii="Courier New" w:hAnsi="Courier New" w:cs="Courier New"/>
+          <w:sz w:val="20"/>
+          <w:szCs w:val="24"/>
         </w:rPr>
         <w:t xml:space="preserve">    {</w:t>
       </w:r>
       <w:r>
         <w:rPr>
           <w:rFonts w:ascii="Courier New" w:hAnsi="Courier New" w:cs="Courier New"/>
-          <w:sz w:val="24"/>
-          <w:szCs w:val="20"/>
+          <w:sz w:val="32"/>
+          <w:szCs w:val="24"/>
         </w:rPr>
         <w:br/>
       </w:r>
       <w:r>
         <w:rPr>
           <w:rFonts w:ascii="Courier New" w:hAnsi="Courier New" w:cs="Courier New"/>
-          <w:sz w:val="24"/>
-          <w:szCs w:val="20"/>
-        </w:rPr>
-        <w:t xml:space="preserve">        var processCount = _allocation.GetLength(0);</w:t>
+          <w:sz w:val="20"/>
+          <w:szCs w:val="24"/>
+        </w:rPr>
+        <w:t xml:space="preserve">        if (finish[i] || !RowLessOrEqual(_need, i, work))</w:t>
       </w:r>
       <w:r>
         <w:rPr>
           <w:rFonts w:ascii="Courier New" w:hAnsi="Courier New" w:cs="Courier New"/>
-          <w:sz w:val="24"/>
-          <w:szCs w:val="20"/>
+          <w:sz w:val="32"/>
+          <w:szCs w:val="24"/>
         </w:rPr>
         <w:br/>
       </w:r>
       <w:r>
         <w:rPr>
           <w:rFonts w:ascii="Courier New" w:hAnsi="Courier New" w:cs="Courier New"/>
-          <w:sz w:val="24"/>
-          <w:szCs w:val="20"/>
-        </w:rPr>
-        <w:t xml:space="preserve">        var resourceCount = _allocation.GetLength(1);</w:t>
+          <w:sz w:val="20"/>
+          <w:szCs w:val="24"/>
+        </w:rPr>
+        <w:t xml:space="preserve">        {</w:t>
       </w:r>
       <w:r>
         <w:rPr>
           <w:rFonts w:ascii="Courier New" w:hAnsi="Courier New" w:cs="Courier New"/>
-          <w:sz w:val="24"/>
-          <w:szCs w:val="20"/>
+          <w:sz w:val="32"/>
+          <w:szCs w:val="24"/>
         </w:rPr>
         <w:br/>
       </w:r>
       <w:r>
         <w:rPr>
           <w:rFonts w:ascii="Courier New" w:hAnsi="Courier New" w:cs="Courier New"/>
-          <w:sz w:val="24"/>
-          <w:szCs w:val="20"/>
-        </w:rPr>
-        <w:t xml:space="preserve">        var work = (int[])_available.Clone();</w:t>
+          <w:sz w:val="20"/>
+          <w:szCs w:val="24"/>
+        </w:rPr>
+        <w:t xml:space="preserve">            continue;</w:t>
       </w:r>
       <w:r>
         <w:rPr>
           <w:rFonts w:ascii="Courier New" w:hAnsi="Courier New" w:cs="Courier New"/>
-          <w:sz w:val="24"/>
-          <w:szCs w:val="20"/>
+          <w:sz w:val="32"/>
+          <w:szCs w:val="24"/>
         </w:rPr>
         <w:br/>
       </w:r>
       <w:r>
         <w:rPr>
           <w:rFonts w:ascii="Courier New" w:hAnsi="Courier New" w:cs="Courier New"/>
-          <w:sz w:val="24"/>
-          <w:szCs w:val="20"/>
-        </w:rPr>
-        <w:t xml:space="preserve">        var initialWork = (int[])work.Clone();</w:t>
+          <w:sz w:val="20"/>
+          <w:szCs w:val="24"/>
+        </w:rPr>
+        <w:t xml:space="preserve">        }</w:t>
       </w:r>
       <w:r>
         <w:rPr>
           <w:rFonts w:ascii="Courier New" w:hAnsi="Courier New" w:cs="Courier New"/>
-          <w:sz w:val="24"/>
-          <w:szCs w:val="20"/>
+          <w:sz w:val="32"/>
+          <w:szCs w:val="24"/>
         </w:rPr>
         <w:br/>
       </w:r>
       <w:r>
         <w:rPr>
           <w:rFonts w:ascii="Courier New" w:hAnsi="Courier New" w:cs="Courier New"/>
-          <w:sz w:val="24"/>
-          <w:szCs w:val="20"/>
-        </w:rPr>
-        <w:t xml:space="preserve">        var finish = new bool[processCount];</w:t>
+          <w:sz w:val="32"/>
+          <w:szCs w:val="24"/>
+        </w:rPr>
+        <w:br/>
       </w:r>
       <w:r>
         <w:rPr>
           <w:rFonts w:ascii="Courier New" w:hAnsi="Courier New" w:cs="Courier New"/>
-          <w:sz w:val="24"/>
-          <w:szCs w:val="20"/>
+          <w:sz w:val="20"/>
+          <w:szCs w:val="24"/>
+        </w:rPr>
+        <w:t xml:space="preserve">        for (var j = 0; j &lt; resourceCount; j++)</w:t>
+      </w:r>
+      <w:r>
+        <w:rPr>
+          <w:rFonts w:ascii="Courier New" w:hAnsi="Courier New" w:cs="Courier New"/>
+          <w:sz w:val="32"/>
+          <w:szCs w:val="24"/>
         </w:rPr>
         <w:br/>
       </w:r>
       <w:r>
         <w:rPr>
           <w:rFonts w:ascii="Courier New" w:hAnsi="Courier New" w:cs="Courier New"/>
-          <w:sz w:val="24"/>
-          <w:szCs w:val="20"/>
-        </w:rPr>
-        <w:t xml:space="preserve">        var sequence = new List&lt;int&gt;();</w:t>
+          <w:sz w:val="20"/>
+          <w:szCs w:val="24"/>
+        </w:rPr>
+        <w:t xml:space="preserve">        {</w:t>
       </w:r>
       <w:r>
         <w:rPr>
           <w:rFonts w:ascii="Courier New" w:hAnsi="Courier New" w:cs="Courier New"/>
-          <w:sz w:val="24"/>
-          <w:szCs w:val="20"/>
+          <w:sz w:val="32"/>
+          <w:szCs w:val="24"/>
         </w:rPr>
         <w:br/>
       </w:r>
       <w:r>
         <w:rPr>
           <w:rFonts w:ascii="Courier New" w:hAnsi="Courier New" w:cs="Courier New"/>
-          <w:sz w:val="24"/>
-          <w:szCs w:val="20"/>
-        </w:rPr>
-        <w:t xml:space="preserve">        var steps = new List&lt;SafetyStep&gt;();</w:t>
+          <w:sz w:val="20"/>
+          <w:szCs w:val="24"/>
+        </w:rPr>
+        <w:t xml:space="preserve">            work[j] += _allocation[i, j];</w:t>
       </w:r>
       <w:r>
         <w:rPr>
           <w:rFonts w:ascii="Courier New" w:hAnsi="Courier New" w:cs="Courier New"/>
-          <w:sz w:val="24"/>
-          <w:szCs w:val="20"/>
+          <w:sz w:val="32"/>
+          <w:szCs w:val="24"/>
         </w:rPr>
         <w:br/>
       </w:r>
       <w:r>
         <w:rPr>
           <w:rFonts w:ascii="Courier New" w:hAnsi="Courier New" w:cs="Courier New"/>
-          <w:sz w:val="24"/>
-          <w:szCs w:val="20"/>
+          <w:sz w:val="20"/>
+          <w:szCs w:val="24"/>
+        </w:rPr>
+        <w:t xml:space="preserve">        }</w:t>
+      </w:r>
+      <w:r>
+        <w:rPr>
+          <w:rFonts w:ascii="Courier New" w:hAnsi="Courier New" w:cs="Courier New"/>
+          <w:sz w:val="32"/>
+          <w:szCs w:val="24"/>
         </w:rPr>
         <w:br/>
       </w:r>
       <w:r>
         <w:rPr>
           <w:rFonts w:ascii="Courier New" w:hAnsi="Courier New" w:cs="Courier New"/>
-          <w:sz w:val="24"/>
-          <w:szCs w:val="20"/>
-        </w:rPr>
-        <w:t xml:space="preserve">        var changed = true;</w:t>
+          <w:sz w:val="32"/>
+          <w:szCs w:val="24"/>
+        </w:rPr>
+        <w:br/>
       </w:r>
       <w:r>
         <w:rPr>
           <w:rFonts w:ascii="Courier New" w:hAnsi="Courier New" w:cs="Courier New"/>
-          <w:sz w:val="24"/>
-          <w:szCs w:val="20"/>
+          <w:sz w:val="20"/>
+          <w:szCs w:val="24"/>
+        </w:rPr>
+        <w:t xml:space="preserve">        finish[i] = true;</w:t>
+      </w:r>
+      <w:r>
+        <w:rPr>
+          <w:rFonts w:ascii="Courier New" w:hAnsi="Courier New" w:cs="Courier New"/>
+          <w:sz w:val="32"/>
+          <w:szCs w:val="24"/>
         </w:rPr>
         <w:br/>
       </w:r>
       <w:r>
         <w:rPr>
           <w:rFonts w:ascii="Courier New" w:hAnsi="Courier New" w:cs="Courier New"/>
-          <w:sz w:val="24"/>
-          <w:szCs w:val="20"/>
-        </w:rPr>
-        <w:lastRenderedPageBreak/>
-        <w:t xml:space="preserve">        while (changed)</w:t>
+          <w:sz w:val="20"/>
+          <w:szCs w:val="24"/>
+        </w:rPr>
+        <w:t xml:space="preserve">        sequence.Add(i);</w:t>
       </w:r>
       <w:r>
         <w:rPr>
           <w:rFonts w:ascii="Courier New" w:hAnsi="Courier New" w:cs="Courier New"/>
-          <w:sz w:val="24"/>
-          <w:szCs w:val="20"/>
+          <w:sz w:val="32"/>
+          <w:szCs w:val="24"/>
         </w:rPr>
         <w:br/>
       </w:r>
       <w:r>
         <w:rPr>
           <w:rFonts w:ascii="Courier New" w:hAnsi="Courier New" w:cs="Courier New"/>
-          <w:sz w:val="24"/>
-          <w:szCs w:val="20"/>
-        </w:rPr>
-        <w:t xml:space="preserve">        {</w:t>
+          <w:sz w:val="20"/>
+          <w:szCs w:val="24"/>
+        </w:rPr>
+        <w:t xml:space="preserve">        changed = true;</w:t>
       </w:r>
       <w:r>
         <w:rPr>
           <w:rFonts w:ascii="Courier New" w:hAnsi="Courier New" w:cs="Courier New"/>
-          <w:sz w:val="24"/>
-          <w:szCs w:val="20"/>
+          <w:sz w:val="32"/>
+          <w:szCs w:val="24"/>
         </w:rPr>
         <w:br/>
       </w:r>
       <w:r>
         <w:rPr>
           <w:rFonts w:ascii="Courier New" w:hAnsi="Courier New" w:cs="Courier New"/>
-          <w:sz w:val="24"/>
-          <w:szCs w:val="20"/>
-        </w:rPr>
-        <w:t xml:space="preserve">            changed = false;</w:t>
+          <w:sz w:val="20"/>
+          <w:szCs w:val="24"/>
+        </w:rPr>
+        <w:t xml:space="preserve">    }</w:t>
       </w:r>
       <w:r>
         <w:rPr>
           <w:rFonts w:ascii="Courier New" w:hAnsi="Courier New" w:cs="Courier New"/>
-          <w:sz w:val="24"/>
-          <w:szCs w:val="20"/>
+          <w:sz w:val="32"/>
+          <w:szCs w:val="24"/>
         </w:rPr>
         <w:br/>
       </w:r>
       <w:r>
         <w:rPr>
           <w:rFonts w:ascii="Courier New" w:hAnsi="Courier New" w:cs="Courier New"/>
-          <w:sz w:val="24"/>
-          <w:szCs w:val="20"/>
-        </w:rPr>
-        <w:t xml:space="preserve">            for (var i = 0; i &lt; processCount; i++)</w:t>
+          <w:sz w:val="20"/>
+          <w:szCs w:val="24"/>
+        </w:rPr>
+        <w:t>}</w:t>
       </w:r>
       <w:r>
         <w:rPr>
           <w:rFonts w:ascii="Courier New" w:hAnsi="Courier New" w:cs="Courier New"/>
-          <w:sz w:val="24"/>
-          <w:szCs w:val="20"/>
-        </w:rPr>
-        <w:br/>
-      </w:r>
-      <w:r>
-        <w:rPr>
-          <w:rFonts w:ascii="Courier New" w:hAnsi="Courier New" w:cs="Courier New"/>
-          <w:sz w:val="24"/>
-          <w:szCs w:val="20"/>
-        </w:rPr>
-        <w:t xml:space="preserve">            {</w:t>
-      </w:r>
-      <w:r>
-        <w:rPr>
-          <w:rFonts w:ascii="Courier New" w:hAnsi="Courier New" w:cs="Courier New"/>
-          <w:sz w:val="24"/>
-          <w:szCs w:val="20"/>
-        </w:rPr>
-        <w:br/>
-      </w:r>
-      <w:r>
-        <w:rPr>
-          <w:rFonts w:ascii="Courier New" w:hAnsi="Courier New" w:cs="Courier New"/>
-          <w:sz w:val="24"/>
-          <w:szCs w:val="20"/>
-        </w:rPr>
-        <w:t xml:space="preserve">               </w:t>
-      </w:r>
-      <w:r>
-        <w:rPr>
-          <w:rFonts w:ascii="Courier New" w:hAnsi="Courier New" w:cs="Courier New"/>
-          <w:sz w:val="24"/>
-          <w:szCs w:val="20"/>
-        </w:rPr>
-        <w:t xml:space="preserve"> // Процес можна виконати, якщо його Need не перевищує поточний Work.</w:t>
-      </w:r>
-      <w:r>
-        <w:rPr>
-          <w:rFonts w:ascii="Courier New" w:hAnsi="Courier New" w:cs="Courier New"/>
-          <w:sz w:val="24"/>
-          <w:szCs w:val="20"/>
-        </w:rPr>
-        <w:br/>
-      </w:r>
-      <w:r>
-        <w:rPr>
-          <w:rFonts w:ascii="Courier New" w:hAnsi="Courier New" w:cs="Courier New"/>
-          <w:sz w:val="24"/>
-          <w:szCs w:val="20"/>
-        </w:rPr>
-        <w:t xml:space="preserve">                if (finish[i] || !RowLessOrEqual(_need, i, work))</w:t>
-      </w:r>
-      <w:r>
-        <w:rPr>
-          <w:rFonts w:ascii="Courier New" w:hAnsi="Courier New" w:cs="Courier New"/>
-          <w:sz w:val="24"/>
-          <w:szCs w:val="20"/>
-        </w:rPr>
-        <w:br/>
-      </w:r>
-      <w:r>
-        <w:rPr>
-          <w:rFonts w:ascii="Courier New" w:hAnsi="Courier New" w:cs="Courier New"/>
-          <w:sz w:val="24"/>
-          <w:szCs w:val="20"/>
-        </w:rPr>
-        <w:t xml:space="preserve">                {</w:t>
-      </w:r>
-      <w:r>
-        <w:rPr>
-          <w:rFonts w:ascii="Courier New" w:hAnsi="Courier New" w:cs="Courier New"/>
-          <w:sz w:val="24"/>
-          <w:szCs w:val="20"/>
-        </w:rPr>
-        <w:br/>
-      </w:r>
-      <w:r>
-        <w:rPr>
-          <w:rFonts w:ascii="Courier New" w:hAnsi="Courier New" w:cs="Courier New"/>
-          <w:sz w:val="24"/>
-          <w:szCs w:val="20"/>
-        </w:rPr>
-        <w:t xml:space="preserve">                    continue;</w:t>
-      </w:r>
-      <w:r>
-        <w:rPr>
-          <w:rFonts w:ascii="Courier New" w:hAnsi="Courier New" w:cs="Courier New"/>
-          <w:sz w:val="24"/>
-          <w:szCs w:val="20"/>
-        </w:rPr>
-        <w:br/>
-      </w:r>
-      <w:r>
-        <w:rPr>
-          <w:rFonts w:ascii="Courier New" w:hAnsi="Courier New" w:cs="Courier New"/>
-          <w:sz w:val="24"/>
-          <w:szCs w:val="20"/>
-        </w:rPr>
-        <w:t xml:space="preserve">                }</w:t>
-      </w:r>
-      <w:r>
-        <w:rPr>
-          <w:rFonts w:ascii="Courier New" w:hAnsi="Courier New" w:cs="Courier New"/>
-          <w:sz w:val="24"/>
-          <w:szCs w:val="20"/>
-        </w:rPr>
-        <w:br/>
-      </w:r>
-      <w:r>
-        <w:rPr>
-          <w:rFonts w:ascii="Courier New" w:hAnsi="Courier New" w:cs="Courier New"/>
-          <w:sz w:val="24"/>
-          <w:szCs w:val="20"/>
-        </w:rPr>
-        <w:br/>
-      </w:r>
-      <w:r>
-        <w:rPr>
-          <w:rFonts w:ascii="Courier New" w:hAnsi="Courier New" w:cs="Courier New"/>
-          <w:sz w:val="24"/>
-          <w:szCs w:val="20"/>
-        </w:rPr>
-        <w:t xml:space="preserve">                var workBefore = (int[])work.Clone();</w:t>
-      </w:r>
-      <w:r>
-        <w:rPr>
-          <w:rFonts w:ascii="Courier New" w:hAnsi="Courier New" w:cs="Courier New"/>
-          <w:sz w:val="24"/>
-          <w:szCs w:val="20"/>
-        </w:rPr>
-        <w:br/>
-      </w:r>
-      <w:r>
-        <w:rPr>
-          <w:rFonts w:ascii="Courier New" w:hAnsi="Courier New" w:cs="Courier New"/>
-          <w:sz w:val="24"/>
-          <w:szCs w:val="20"/>
-        </w:rPr>
-        <w:t xml:space="preserve">                var need = GetRow(_need, i);</w:t>
-      </w:r>
-      <w:r>
-        <w:rPr>
-          <w:rFonts w:ascii="Courier New" w:hAnsi="Courier New" w:cs="Courier New"/>
-          <w:sz w:val="24"/>
-          <w:szCs w:val="20"/>
-        </w:rPr>
-        <w:br/>
-      </w:r>
-      <w:r>
-        <w:rPr>
-          <w:rFonts w:ascii="Courier New" w:hAnsi="Courier New" w:cs="Courier New"/>
-          <w:sz w:val="24"/>
-          <w:szCs w:val="20"/>
-        </w:rPr>
-        <w:t xml:space="preserve">                var allocation = GetRow(_allocation, i);</w:t>
-      </w:r>
-      <w:r>
-        <w:rPr>
-          <w:rFonts w:ascii="Courier New" w:hAnsi="Courier New" w:cs="Courier New"/>
-          <w:sz w:val="24"/>
-          <w:szCs w:val="20"/>
-        </w:rPr>
-        <w:br/>
-      </w:r>
-      <w:r>
-        <w:rPr>
-          <w:rFonts w:ascii="Courier New" w:hAnsi="Courier New" w:cs="Courier New"/>
-          <w:sz w:val="24"/>
-          <w:szCs w:val="20"/>
-        </w:rPr>
-        <w:t xml:space="preserve">                for (var j = 0; j &lt; resourceCount; j++)</w:t>
-      </w:r>
-      <w:r>
-        <w:rPr>
-          <w:rFonts w:ascii="Courier New" w:hAnsi="Courier New" w:cs="Courier New"/>
-          <w:sz w:val="24"/>
-          <w:szCs w:val="20"/>
-        </w:rPr>
-        <w:br/>
-      </w:r>
-      <w:r>
-        <w:rPr>
-          <w:rFonts w:ascii="Courier New" w:hAnsi="Courier New" w:cs="Courier New"/>
-          <w:sz w:val="24"/>
-          <w:szCs w:val="20"/>
-        </w:rPr>
-        <w:t xml:space="preserve">                {</w:t>
-      </w:r>
-      <w:r>
-        <w:rPr>
-          <w:rFonts w:ascii="Courier New" w:hAnsi="Courier New" w:cs="Courier New"/>
-          <w:sz w:val="24"/>
-          <w:szCs w:val="20"/>
-        </w:rPr>
-        <w:br/>
-      </w:r>
-      <w:r>
-        <w:rPr>
-          <w:rFonts w:ascii="Courier New" w:hAnsi="Courier New" w:cs="Courier New"/>
-          <w:sz w:val="24"/>
-          <w:szCs w:val="20"/>
-        </w:rPr>
-        <w:t xml:space="preserve">                    // Після уявного завершення процес повертає всі виділені ре</w:t>
-      </w:r>
-      <w:r>
-        <w:rPr>
-          <w:rFonts w:ascii="Courier New" w:hAnsi="Courier New" w:cs="Courier New"/>
-          <w:sz w:val="24"/>
-          <w:szCs w:val="20"/>
-        </w:rPr>
-        <w:t>сурси.</w:t>
-      </w:r>
-      <w:r>
-        <w:rPr>
-          <w:rFonts w:ascii="Courier New" w:hAnsi="Courier New" w:cs="Courier New"/>
-          <w:sz w:val="24"/>
-          <w:szCs w:val="20"/>
-        </w:rPr>
-        <w:br/>
-      </w:r>
-      <w:r>
-        <w:rPr>
-          <w:rFonts w:ascii="Courier New" w:hAnsi="Courier New" w:cs="Courier New"/>
-          <w:sz w:val="24"/>
-          <w:szCs w:val="20"/>
-        </w:rPr>
-        <w:t xml:space="preserve">                    work[j] += _allocation[i, j];</w:t>
-      </w:r>
-      <w:r>
-        <w:rPr>
-          <w:rFonts w:ascii="Courier New" w:hAnsi="Courier New" w:cs="Courier New"/>
-          <w:sz w:val="24"/>
-          <w:szCs w:val="20"/>
-        </w:rPr>
-        <w:br/>
-      </w:r>
-      <w:r>
-        <w:rPr>
-          <w:rFonts w:ascii="Courier New" w:hAnsi="Courier New" w:cs="Courier New"/>
-          <w:sz w:val="24"/>
-          <w:szCs w:val="20"/>
-        </w:rPr>
-        <w:t xml:space="preserve">                }</w:t>
-      </w:r>
-      <w:r>
-        <w:rPr>
-          <w:rFonts w:ascii="Courier New" w:hAnsi="Courier New" w:cs="Courier New"/>
-          <w:sz w:val="24"/>
-          <w:szCs w:val="20"/>
-        </w:rPr>
-        <w:br/>
-      </w:r>
-      <w:r>
-        <w:rPr>
-          <w:rFonts w:ascii="Courier New" w:hAnsi="Courier New" w:cs="Courier New"/>
-          <w:sz w:val="24"/>
-          <w:szCs w:val="20"/>
-        </w:rPr>
-        <w:t xml:space="preserve">                finish[i] = true;</w:t>
-      </w:r>
-      <w:r>
-        <w:rPr>
-          <w:rFonts w:ascii="Courier New" w:hAnsi="Courier New" w:cs="Courier New"/>
-          <w:sz w:val="24"/>
-          <w:szCs w:val="20"/>
-        </w:rPr>
-        <w:br/>
-      </w:r>
-      <w:r>
-        <w:rPr>
-          <w:rFonts w:ascii="Courier New" w:hAnsi="Courier New" w:cs="Courier New"/>
-          <w:sz w:val="24"/>
-          <w:szCs w:val="20"/>
-        </w:rPr>
-        <w:t xml:space="preserve">                sequence.Add(i);</w:t>
-      </w:r>
-      <w:r>
-        <w:rPr>
-          <w:rFonts w:ascii="Courier New" w:hAnsi="Courier New" w:cs="Courier New"/>
-          <w:sz w:val="24"/>
-          <w:szCs w:val="20"/>
-        </w:rPr>
-        <w:br/>
-      </w:r>
-      <w:r>
-        <w:rPr>
-          <w:rFonts w:ascii="Courier New" w:hAnsi="Courier New" w:cs="Courier New"/>
-          <w:sz w:val="24"/>
-          <w:szCs w:val="20"/>
-        </w:rPr>
-        <w:t xml:space="preserve">                steps.Add(new SafetyStep(steps.Count + 1, i, workBefore, need, allocation, (int[])work.Clone()));</w:t>
-      </w:r>
-      <w:r>
-        <w:rPr>
-          <w:rFonts w:ascii="Courier New" w:hAnsi="Courier New" w:cs="Courier New"/>
-          <w:sz w:val="24"/>
-          <w:szCs w:val="20"/>
-        </w:rPr>
-        <w:br/>
-      </w:r>
-      <w:r>
-        <w:rPr>
-          <w:rFonts w:ascii="Courier New" w:hAnsi="Courier New" w:cs="Courier New"/>
-          <w:sz w:val="24"/>
-          <w:szCs w:val="20"/>
-        </w:rPr>
-        <w:t xml:space="preserve">                changed = true;</w:t>
-      </w:r>
-      <w:r>
-        <w:rPr>
-          <w:rFonts w:ascii="Courier New" w:hAnsi="Courier New" w:cs="Courier New"/>
-          <w:sz w:val="24"/>
-          <w:szCs w:val="20"/>
-        </w:rPr>
-        <w:br/>
-      </w:r>
-      <w:r>
-        <w:rPr>
-          <w:rFonts w:ascii="Courier New" w:hAnsi="Courier New" w:cs="Courier New"/>
-          <w:sz w:val="24"/>
-          <w:szCs w:val="20"/>
-        </w:rPr>
-        <w:t xml:space="preserve">            }</w:t>
-      </w:r>
-      <w:r>
-        <w:rPr>
-          <w:rFonts w:ascii="Courier New" w:hAnsi="Courier New" w:cs="Courier New"/>
-          <w:sz w:val="24"/>
-          <w:szCs w:val="20"/>
-        </w:rPr>
-        <w:br/>
-      </w:r>
-      <w:r>
-        <w:rPr>
-          <w:rFonts w:ascii="Courier New" w:hAnsi="Courier New" w:cs="Courier New"/>
-          <w:sz w:val="24"/>
-          <w:szCs w:val="20"/>
-        </w:rPr>
-        <w:t xml:space="preserve">        }</w:t>
-      </w:r>
-      <w:r>
-        <w:rPr>
-          <w:rFonts w:ascii="Courier New" w:hAnsi="Courier New" w:cs="Courier New"/>
-          <w:sz w:val="24"/>
-          <w:szCs w:val="20"/>
-        </w:rPr>
-        <w:br/>
-      </w:r>
-      <w:r>
-        <w:rPr>
-          <w:rFonts w:ascii="Courier New" w:hAnsi="Courier New" w:cs="Courier New"/>
-          <w:sz w:val="24"/>
-          <w:szCs w:val="20"/>
-        </w:rPr>
-        <w:br/>
-      </w:r>
-      <w:r>
-        <w:rPr>
-          <w:rFonts w:ascii="Courier New" w:hAnsi="Courier New" w:cs="Courier New"/>
-          <w:sz w:val="24"/>
-          <w:szCs w:val="20"/>
-        </w:rPr>
-        <w:t xml:space="preserve">        var unfinished = Enumerable.Range(0, processCount).Where(i =&gt; !finish[i]).ToList();</w:t>
-      </w:r>
-      <w:r>
-        <w:rPr>
-          <w:rFonts w:ascii="Courier New" w:hAnsi="Courier New" w:cs="Courier New"/>
-          <w:sz w:val="24"/>
-          <w:szCs w:val="20"/>
-        </w:rPr>
-        <w:br/>
-      </w:r>
-      <w:r>
-        <w:rPr>
-          <w:rFonts w:ascii="Courier New" w:hAnsi="Courier New" w:cs="Courier New"/>
-          <w:sz w:val="24"/>
-          <w:szCs w:val="20"/>
-        </w:rPr>
-        <w:t xml:space="preserve">        return new SafetyResult(unfinished.Count == 0, sequence, unfinished, initialWork, (int[])work.Clone</w:t>
-      </w:r>
-      <w:r>
-        <w:rPr>
-          <w:rFonts w:ascii="Courier New" w:hAnsi="Courier New" w:cs="Courier New"/>
-          <w:sz w:val="24"/>
-          <w:szCs w:val="20"/>
-        </w:rPr>
-        <w:t>(), steps);</w:t>
-      </w:r>
-      <w:r>
-        <w:rPr>
-          <w:rFonts w:ascii="Courier New" w:hAnsi="Courier New" w:cs="Courier New"/>
-          <w:sz w:val="24"/>
-          <w:szCs w:val="20"/>
-        </w:rPr>
-        <w:br/>
-      </w:r>
-      <w:r>
-        <w:rPr>
-          <w:rFonts w:ascii="Courier New" w:hAnsi="Courier New" w:cs="Courier New"/>
-          <w:sz w:val="24"/>
-          <w:szCs w:val="20"/>
-        </w:rPr>
-        <w:t xml:space="preserve">    }</w:t>
-      </w:r>
-      <w:r>
-        <w:rPr>
-          <w:rFonts w:ascii="Courier New" w:hAnsi="Courier New" w:cs="Courier New"/>
+          <w:sz w:val="32"/>
+          <w:szCs w:val="24"/>
         </w:rPr>
         <w:br/>
       </w:r>
@@ -2947,6 +2246,7 @@
         <w:rPr>
           <w:lang w:val="ru-RU"/>
         </w:rPr>
+        <w:lastRenderedPageBreak/>
         <w:t xml:space="preserve">Якщо всі процеси вдалося позначити як завершені, стан вважається безпечним. Якщо на певному кроці немає жодного процесу, для якого виконується </w:t>
       </w:r>
       <w:r>
@@ -2966,13 +2266,166 @@
           <w:lang w:val="ru-RU"/>
         </w:rPr>
         <w:t>, стан є небезпечним.</w:t>
+      </w:r>
+      <w:r>
+        <w:rPr>
+          <w:lang w:val="ru-RU"/>
+        </w:rPr>
+        <w:t xml:space="preserve"> Приклади роботи:</w:t>
       </w:r>
     </w:p>
     <w:p>
       <w:pPr>
+        <w:rPr>
+          <w:lang w:val="ru-RU"/>
+        </w:rPr>
+      </w:pPr>
+    </w:p>
+    <w:p>
+      <w:pPr>
+        <w:ind w:firstLine="0"/>
+        <w:rPr>
+          <w:lang w:val="ru-RU"/>
+        </w:rPr>
+      </w:pPr>
+      <w:r>
+        <w:rPr>
+          <w:noProof/>
+          <w:lang w:val="ru-RU"/>
+        </w:rPr>
+        <w:drawing>
+          <wp:inline distT="0" distB="0" distL="0" distR="0" wp14:anchorId="5E1CABF4" wp14:editId="49E42AC3">
+            <wp:extent cx="6331585" cy="3260090"/>
+            <wp:effectExtent l="0" t="0" r="0" b="0"/>
+            <wp:docPr id="3" name="Рисунок 3"/>
+            <wp:cNvGraphicFramePr>
+              <a:graphicFrameLocks xmlns:a="http://schemas.openxmlformats.org/drawingml/2006/main" noChangeAspect="1"/>
+            </wp:cNvGraphicFramePr>
+            <a:graphic xmlns:a="http://schemas.openxmlformats.org/drawingml/2006/main">
+              <a:graphicData uri="http://schemas.openxmlformats.org/drawingml/2006/picture">
+                <pic:pic xmlns:pic="http://schemas.openxmlformats.org/drawingml/2006/picture">
+                  <pic:nvPicPr>
+                    <pic:cNvPr id="1" name=""/>
+                    <pic:cNvPicPr/>
+                  </pic:nvPicPr>
+                  <pic:blipFill>
+                    <a:blip r:embed="rId7"/>
+                    <a:stretch>
+                      <a:fillRect/>
+                    </a:stretch>
+                  </pic:blipFill>
+                  <pic:spPr>
+                    <a:xfrm>
+                      <a:off x="0" y="0"/>
+                      <a:ext cx="6331585" cy="3260090"/>
+                    </a:xfrm>
+                    <a:prstGeom prst="rect">
+                      <a:avLst/>
+                    </a:prstGeom>
+                  </pic:spPr>
+                </pic:pic>
+              </a:graphicData>
+            </a:graphic>
+          </wp:inline>
+        </w:drawing>
+      </w:r>
+    </w:p>
+    <w:p>
+      <w:pPr>
+        <w:ind w:firstLine="0"/>
+        <w:jc w:val="center"/>
+        <w:rPr>
+          <w:lang w:val="ru-RU"/>
+        </w:rPr>
+      </w:pPr>
+      <w:r>
+        <w:rPr>
+          <w:lang w:val="ru-RU"/>
+        </w:rPr>
+        <w:t>Рис. 1 – Небезпечний стан</w:t>
+      </w:r>
+    </w:p>
+    <w:p>
+      <w:pPr>
+        <w:rPr>
+          <w:lang w:val="ru-RU"/>
+        </w:rPr>
+      </w:pPr>
+    </w:p>
+    <w:p>
+      <w:pPr>
+        <w:ind w:firstLine="0"/>
+        <w:rPr>
+          <w:lang w:val="ru-RU"/>
+        </w:rPr>
+      </w:pPr>
+      <w:r>
+        <w:rPr>
+          <w:lang w:val="ru-RU"/>
+        </w:rPr>
+        <w:drawing>
+          <wp:inline distT="0" distB="0" distL="0" distR="0" wp14:anchorId="620DDD56" wp14:editId="2748633F">
+            <wp:extent cx="6331585" cy="2972435"/>
+            <wp:effectExtent l="0" t="0" r="0" b="0"/>
+            <wp:docPr id="5" name="Рисунок 5"/>
+            <wp:cNvGraphicFramePr>
+              <a:graphicFrameLocks xmlns:a="http://schemas.openxmlformats.org/drawingml/2006/main" noChangeAspect="1"/>
+            </wp:cNvGraphicFramePr>
+            <a:graphic xmlns:a="http://schemas.openxmlformats.org/drawingml/2006/main">
+              <a:graphicData uri="http://schemas.openxmlformats.org/drawingml/2006/picture">
+                <pic:pic xmlns:pic="http://schemas.openxmlformats.org/drawingml/2006/picture">
+                  <pic:nvPicPr>
+                    <pic:cNvPr id="1" name=""/>
+                    <pic:cNvPicPr/>
+                  </pic:nvPicPr>
+                  <pic:blipFill>
+                    <a:blip r:embed="rId8"/>
+                    <a:stretch>
+                      <a:fillRect/>
+                    </a:stretch>
+                  </pic:blipFill>
+                  <pic:spPr>
+                    <a:xfrm>
+                      <a:off x="0" y="0"/>
+                      <a:ext cx="6331585" cy="2972435"/>
+                    </a:xfrm>
+                    <a:prstGeom prst="rect">
+                      <a:avLst/>
+                    </a:prstGeom>
+                  </pic:spPr>
+                </pic:pic>
+              </a:graphicData>
+            </a:graphic>
+          </wp:inline>
+        </w:drawing>
+      </w:r>
+    </w:p>
+    <w:p>
+      <w:pPr>
+        <w:ind w:firstLine="0"/>
+        <w:jc w:val="center"/>
+        <w:rPr>
+          <w:lang w:val="ru-RU"/>
+        </w:rPr>
+      </w:pPr>
+      <w:r>
+        <w:rPr>
+          <w:lang w:val="ru-RU"/>
+        </w:rPr>
+        <w:t>Рис. 2 – Безпечний стан</w:t>
+      </w:r>
+    </w:p>
+    <w:p>
+      <w:pPr>
         <w:pStyle w:val="1"/>
-      </w:pPr>
-      <w:r>
+        <w:rPr>
+          <w:lang w:val="ru-RU"/>
+        </w:rPr>
+      </w:pPr>
+      <w:r>
+        <w:rPr>
+          <w:lang w:val="ru-RU"/>
+        </w:rPr>
         <w:lastRenderedPageBreak/>
         <w:t>ВИСНОВОК</w:t>
       </w:r>
@@ -2987,40 +2440,61 @@
         <w:rPr>
           <w:lang w:val="ru-RU"/>
         </w:rPr>
-        <w:t>У ході виконання лабораторної роботи було розроблен</w:t>
+        <w:t xml:space="preserve">У ході виконання лабораторної роботи було розроблено </w:t>
+      </w:r>
+      <w:r>
+        <w:t>WPF</w:t>
       </w:r>
       <w:r>
         <w:rPr>
           <w:lang w:val="ru-RU"/>
         </w:rPr>
-        <w:t xml:space="preserve">о </w:t>
-      </w:r>
-      <w:r>
-        <w:t>WPF</w:t>
+        <w:t xml:space="preserve">-програму для моделювання алгоритму банкіра. Програма генерує систему з 2-4 процесів і 1-3 типів ресурсів, формує матриці </w:t>
+      </w:r>
+      <w:r>
+        <w:t>Allocation</w:t>
       </w:r>
       <w:r>
         <w:rPr>
           <w:lang w:val="ru-RU"/>
         </w:rPr>
-        <w:t xml:space="preserve">-програму для моделювання алгоритму банкіра. Програма генерує систему з 2-4 процесів і 1-3 типів ресурсів, формує матриці </w:t>
-      </w:r>
-      <w:r>
-        <w:t>Allocation</w:t>
+        <w:t xml:space="preserve">, </w:t>
+      </w:r>
+      <w:r>
+        <w:t>Max</w:t>
       </w:r>
       <w:r>
         <w:rPr>
           <w:lang w:val="ru-RU"/>
         </w:rPr>
-        <w:t xml:space="preserve">, </w:t>
-      </w:r>
-      <w:r>
-        <w:t>Max</w:t>
+        <w:t xml:space="preserve"> і </w:t>
+      </w:r>
+      <w:r>
+        <w:t>Need</w:t>
       </w:r>
       <w:r>
         <w:rPr>
           <w:lang w:val="ru-RU"/>
         </w:rPr>
-        <w:t xml:space="preserve"> і </w:t>
+        <w:t xml:space="preserve">, обчислює вектор </w:t>
+      </w:r>
+      <w:r>
+        <w:t>Available</w:t>
+      </w:r>
+      <w:r>
+        <w:rPr>
+          <w:lang w:val="ru-RU"/>
+        </w:rPr>
+        <w:t xml:space="preserve"> та виконує перевірку стану системи на безпечність. У журналі моделювання покроково відображається робота алгоритму: початковий </w:t>
+      </w:r>
+      <w:r>
+        <w:t>Work</w:t>
+      </w:r>
+      <w:r>
+        <w:rPr>
+          <w:lang w:val="ru-RU"/>
+        </w:rPr>
+        <w:t xml:space="preserve">, перевірка умови </w:t>
       </w:r>
       <w:r>
         <w:t>Need</w:t>
@@ -3029,62 +2503,23 @@
         <w:rPr>
           <w:lang w:val="ru-RU"/>
         </w:rPr>
-        <w:t xml:space="preserve">, обчислює вектор </w:t>
-      </w:r>
-      <w:r>
-        <w:t>Available</w:t>
+        <w:t xml:space="preserve"> &lt;= </w:t>
+      </w:r>
+      <w:r>
+        <w:t>Work</w:t>
       </w:r>
       <w:r>
         <w:rPr>
           <w:lang w:val="ru-RU"/>
         </w:rPr>
-        <w:t xml:space="preserve"> та виконує перевірку стану системи на безпечність. У журналі моделювання покрок</w:t>
-      </w:r>
-      <w:r>
-        <w:rPr>
-          <w:lang w:val="ru-RU"/>
-        </w:rPr>
-        <w:t xml:space="preserve">ово відображається робота алгоритму: початковий </w:t>
-      </w:r>
-      <w:r>
-        <w:t>Work</w:t>
-      </w:r>
-      <w:r>
-        <w:rPr>
-          <w:lang w:val="ru-RU"/>
-        </w:rPr>
-        <w:t xml:space="preserve">, перевірка умови </w:t>
-      </w:r>
-      <w:r>
-        <w:t>Need</w:t>
-      </w:r>
-      <w:r>
-        <w:rPr>
-          <w:lang w:val="ru-RU"/>
-        </w:rPr>
-        <w:t xml:space="preserve"> &lt;= </w:t>
-      </w:r>
-      <w:r>
-        <w:t>Work</w:t>
-      </w:r>
-      <w:r>
-        <w:rPr>
-          <w:lang w:val="ru-RU"/>
-        </w:rPr>
-        <w:t>, уявне завершення процесу та повернення ресурсів. Якщо існує послідовність завершення всіх процесів, стан визначається як безпечний; інакше програма повідомляє про небезпечн</w:t>
-      </w:r>
-      <w:r>
-        <w:rPr>
-          <w:lang w:val="ru-RU"/>
-        </w:rPr>
-        <w:t>ий стан.</w:t>
+        <w:t>, уявне завершення процесу та повернення ресурсів. Якщо існує послідовність завершення всіх процесів, стан визначається як безпечний; інакше програма повідомляє про небезпечний стан.</w:t>
       </w:r>
     </w:p>
     <w:sectPr>
       <w:pgSz w:w="12240" w:h="15840"/>
       <w:pgMar w:top="1134" w:right="851" w:bottom="1134" w:left="1418" w:header="720" w:footer="720" w:gutter="0"/>
       <w:cols w:space="720"/>
-      <w:docGrid w:linePitch="360"/>
+      <w:docGrid w:linePitch="381"/>
     </w:sectPr>
   </w:body>
 </w:document>
@@ -3264,9 +2699,9 @@
     </w:lvl>
   </w:abstractNum>
   <w:abstractNum w:abstractNumId="9" w15:restartNumberingAfterBreak="0">
-    <w:nsid w:val="31D03B8B"/>
+    <w:nsid w:val="3DEA7524"/>
     <w:multiLevelType w:val="hybridMultilevel"/>
-    <w:tmpl w:val="1A5A4C5E"/>
+    <w:tmpl w:val="495A6ABC"/>
     <w:lvl w:ilvl="0" w:tplc="B700EAAA">
       <w:start w:val="1"/>
       <w:numFmt w:val="bullet"/>
@@ -3377,13 +2812,13 @@
     </w:lvl>
   </w:abstractNum>
   <w:abstractNum w:abstractNumId="10" w15:restartNumberingAfterBreak="0">
-    <w:nsid w:val="61694625"/>
+    <w:nsid w:val="4EDB7D5B"/>
     <w:multiLevelType w:val="hybridMultilevel"/>
-    <w:tmpl w:val="91282240"/>
-    <w:lvl w:ilvl="0" w:tplc="B700EAAA">
+    <w:tmpl w:val="B93EFF66"/>
+    <w:lvl w:ilvl="0" w:tplc="04090001">
       <w:start w:val="1"/>
       <w:numFmt w:val="bullet"/>
-      <w:lvlText w:val=""/>
+      <w:lvlText w:val=""/>
       <w:lvlJc w:val="left"/>
       <w:pPr>
         <w:ind w:left="1429" w:hanging="360"/>
@@ -3477,6 +2912,119 @@
       </w:rPr>
     </w:lvl>
     <w:lvl w:ilvl="8" w:tplc="04090005" w:tentative="1">
+      <w:start w:val="1"/>
+      <w:numFmt w:val="bullet"/>
+      <w:lvlText w:val=""/>
+      <w:lvlJc w:val="left"/>
+      <w:pPr>
+        <w:ind w:left="7189" w:hanging="360"/>
+      </w:pPr>
+      <w:rPr>
+        <w:rFonts w:ascii="Wingdings" w:hAnsi="Wingdings" w:hint="default"/>
+      </w:rPr>
+    </w:lvl>
+  </w:abstractNum>
+  <w:abstractNum w:abstractNumId="11" w15:restartNumberingAfterBreak="0">
+    <w:nsid w:val="5ACC11D3"/>
+    <w:multiLevelType w:val="hybridMultilevel"/>
+    <w:tmpl w:val="19F07A70"/>
+    <w:lvl w:ilvl="0" w:tplc="B700EAAA">
+      <w:start w:val="1"/>
+      <w:numFmt w:val="bullet"/>
+      <w:lvlText w:val=""/>
+      <w:lvlJc w:val="left"/>
+      <w:pPr>
+        <w:ind w:left="1429" w:hanging="360"/>
+      </w:pPr>
+      <w:rPr>
+        <w:rFonts w:ascii="Symbol" w:hAnsi="Symbol" w:hint="default"/>
+      </w:rPr>
+    </w:lvl>
+    <w:lvl w:ilvl="1" w:tplc="FFFFFFFF" w:tentative="1">
+      <w:start w:val="1"/>
+      <w:numFmt w:val="bullet"/>
+      <w:lvlText w:val="o"/>
+      <w:lvlJc w:val="left"/>
+      <w:pPr>
+        <w:ind w:left="2149" w:hanging="360"/>
+      </w:pPr>
+      <w:rPr>
+        <w:rFonts w:ascii="Courier New" w:hAnsi="Courier New" w:cs="Courier New" w:hint="default"/>
+      </w:rPr>
+    </w:lvl>
+    <w:lvl w:ilvl="2" w:tplc="FFFFFFFF" w:tentative="1">
+      <w:start w:val="1"/>
+      <w:numFmt w:val="bullet"/>
+      <w:lvlText w:val=""/>
+      <w:lvlJc w:val="left"/>
+      <w:pPr>
+        <w:ind w:left="2869" w:hanging="360"/>
+      </w:pPr>
+      <w:rPr>
+        <w:rFonts w:ascii="Wingdings" w:hAnsi="Wingdings" w:hint="default"/>
+      </w:rPr>
+    </w:lvl>
+    <w:lvl w:ilvl="3" w:tplc="FFFFFFFF" w:tentative="1">
+      <w:start w:val="1"/>
+      <w:numFmt w:val="bullet"/>
+      <w:lvlText w:val=""/>
+      <w:lvlJc w:val="left"/>
+      <w:pPr>
+        <w:ind w:left="3589" w:hanging="360"/>
+      </w:pPr>
+      <w:rPr>
+        <w:rFonts w:ascii="Symbol" w:hAnsi="Symbol" w:hint="default"/>
+      </w:rPr>
+    </w:lvl>
+    <w:lvl w:ilvl="4" w:tplc="FFFFFFFF" w:tentative="1">
+      <w:start w:val="1"/>
+      <w:numFmt w:val="bullet"/>
+      <w:lvlText w:val="o"/>
+      <w:lvlJc w:val="left"/>
+      <w:pPr>
+        <w:ind w:left="4309" w:hanging="360"/>
+      </w:pPr>
+      <w:rPr>
+        <w:rFonts w:ascii="Courier New" w:hAnsi="Courier New" w:cs="Courier New" w:hint="default"/>
+      </w:rPr>
+    </w:lvl>
+    <w:lvl w:ilvl="5" w:tplc="FFFFFFFF" w:tentative="1">
+      <w:start w:val="1"/>
+      <w:numFmt w:val="bullet"/>
+      <w:lvlText w:val=""/>
+      <w:lvlJc w:val="left"/>
+      <w:pPr>
+        <w:ind w:left="5029" w:hanging="360"/>
+      </w:pPr>
+      <w:rPr>
+        <w:rFonts w:ascii="Wingdings" w:hAnsi="Wingdings" w:hint="default"/>
+      </w:rPr>
+    </w:lvl>
+    <w:lvl w:ilvl="6" w:tplc="FFFFFFFF" w:tentative="1">
+      <w:start w:val="1"/>
+      <w:numFmt w:val="bullet"/>
+      <w:lvlText w:val=""/>
+      <w:lvlJc w:val="left"/>
+      <w:pPr>
+        <w:ind w:left="5749" w:hanging="360"/>
+      </w:pPr>
+      <w:rPr>
+        <w:rFonts w:ascii="Symbol" w:hAnsi="Symbol" w:hint="default"/>
+      </w:rPr>
+    </w:lvl>
+    <w:lvl w:ilvl="7" w:tplc="FFFFFFFF" w:tentative="1">
+      <w:start w:val="1"/>
+      <w:numFmt w:val="bullet"/>
+      <w:lvlText w:val="o"/>
+      <w:lvlJc w:val="left"/>
+      <w:pPr>
+        <w:ind w:left="6469" w:hanging="360"/>
+      </w:pPr>
+      <w:rPr>
+        <w:rFonts w:ascii="Courier New" w:hAnsi="Courier New" w:cs="Courier New" w:hint="default"/>
+      </w:rPr>
+    </w:lvl>
+    <w:lvl w:ilvl="8" w:tplc="FFFFFFFF" w:tentative="1">
       <w:start w:val="1"/>
       <w:numFmt w:val="bullet"/>
       <w:lvlText w:val=""/>
@@ -3520,6 +3068,9 @@
     <w:abstractNumId w:val="10"/>
   </w:num>
   <w:num w:numId="11">
+    <w:abstractNumId w:val="11"/>
+  </w:num>
+  <w:num w:numId="12">
     <w:abstractNumId w:val="9"/>
   </w:num>
 </w:numbering>
@@ -3810,11 +3361,6 @@
     <w:lsdException w:name="Book Title" w:uiPriority="33" w:qFormat="1"/>
     <w:lsdException w:name="Bibliography" w:semiHidden="1" w:uiPriority="37" w:unhideWhenUsed="1"/>
     <w:lsdException w:name="TOC Heading" w:semiHidden="1" w:uiPriority="39" w:unhideWhenUsed="1" w:qFormat="1"/>
-    <w:lsdException w:name="Plain Table 5" w:semiHidden="1" w:unhideWhenUsed="1"/>
-    <w:lsdException w:name="Grid Table Light" w:semiHidden="1" w:unhideWhenUsed="1"/>
-    <w:lsdException w:name="Grid Table 1 Light" w:semiHidden="1" w:unhideWhenUsed="1"/>
-    <w:lsdException w:name="Grid Table 2" w:semiHidden="1" w:unhideWhenUsed="1"/>
-    <w:lsdException w:name="Grid Table 3" w:semiHidden="1" w:unhideWhenUsed="1"/>
     <w:lsdException w:name="Grid Table 4" w:uiPriority="49"/>
     <w:lsdException w:name="Grid Table 5 Dark" w:uiPriority="50"/>
     <w:lsdException w:name="Grid Table 6 Colorful" w:uiPriority="51"/>
@@ -3919,7 +3465,7 @@
   <w:style w:type="paragraph" w:default="1" w:styleId="a1">
     <w:name w:val="Normal"/>
     <w:qFormat/>
-    <w:rsid w:val="00427E73"/>
+    <w:rsid w:val="00637D62"/>
     <w:pPr>
       <w:spacing w:after="0" w:line="360" w:lineRule="auto"/>
       <w:ind w:firstLine="709"/>
@@ -3937,7 +3483,7 @@
     <w:link w:val="10"/>
     <w:uiPriority w:val="9"/>
     <w:qFormat/>
-    <w:rsid w:val="00427E73"/>
+    <w:rsid w:val="00884301"/>
     <w:pPr>
       <w:keepNext/>
       <w:keepLines/>
@@ -4142,6 +3688,7 @@
   <w:style w:type="character" w:default="1" w:styleId="a2">
     <w:name w:val="Default Paragraph Font"/>
     <w:uiPriority w:val="1"/>
+    <w:semiHidden/>
     <w:unhideWhenUsed/>
   </w:style>
   <w:style w:type="table" w:default="1" w:styleId="a3">
@@ -4223,7 +3770,7 @@
     <w:basedOn w:val="a2"/>
     <w:link w:val="1"/>
     <w:uiPriority w:val="9"/>
-    <w:rsid w:val="00427E73"/>
+    <w:rsid w:val="00884301"/>
     <w:rPr>
       <w:rFonts w:ascii="Times New Roman" w:eastAsiaTheme="majorEastAsia" w:hAnsi="Times New Roman" w:cstheme="majorBidi"/>
       <w:b/>
@@ -14918,6 +14465,92 @@
         <w:shd w:val="clear" w:color="auto" w:fill="FBCAA2" w:themeFill="accent6" w:themeFillTint="7F"/>
       </w:tcPr>
     </w:tblStylePr>
+  </w:style>
+  <w:style w:type="table" w:styleId="1d">
+    <w:name w:val="Plain Table 1"/>
+    <w:basedOn w:val="a3"/>
+    <w:uiPriority w:val="99"/>
+    <w:rsid w:val="00884301"/>
+    <w:pPr>
+      <w:spacing w:after="0" w:line="240" w:lineRule="auto"/>
+    </w:pPr>
+    <w:tblPr>
+      <w:tblStyleRowBandSize w:val="1"/>
+      <w:tblStyleColBandSize w:val="1"/>
+      <w:tblBorders>
+        <w:top w:val="single" w:sz="4" w:space="0" w:color="BFBFBF" w:themeColor="background1" w:themeShade="BF"/>
+        <w:left w:val="single" w:sz="4" w:space="0" w:color="BFBFBF" w:themeColor="background1" w:themeShade="BF"/>
+        <w:bottom w:val="single" w:sz="4" w:space="0" w:color="BFBFBF" w:themeColor="background1" w:themeShade="BF"/>
+        <w:right w:val="single" w:sz="4" w:space="0" w:color="BFBFBF" w:themeColor="background1" w:themeShade="BF"/>
+        <w:insideH w:val="single" w:sz="4" w:space="0" w:color="BFBFBF" w:themeColor="background1" w:themeShade="BF"/>
+        <w:insideV w:val="single" w:sz="4" w:space="0" w:color="BFBFBF" w:themeColor="background1" w:themeShade="BF"/>
+      </w:tblBorders>
+    </w:tblPr>
+    <w:tblStylePr w:type="firstRow">
+      <w:rPr>
+        <w:b/>
+        <w:bCs/>
+      </w:rPr>
+    </w:tblStylePr>
+    <w:tblStylePr w:type="lastRow">
+      <w:rPr>
+        <w:b/>
+        <w:bCs/>
+      </w:rPr>
+      <w:tblPr/>
+      <w:tcPr>
+        <w:tcBorders>
+          <w:top w:val="double" w:sz="4" w:space="0" w:color="BFBFBF" w:themeColor="background1" w:themeShade="BF"/>
+        </w:tcBorders>
+      </w:tcPr>
+    </w:tblStylePr>
+    <w:tblStylePr w:type="firstCol">
+      <w:rPr>
+        <w:b/>
+        <w:bCs/>
+      </w:rPr>
+    </w:tblStylePr>
+    <w:tblStylePr w:type="lastCol">
+      <w:rPr>
+        <w:b/>
+        <w:bCs/>
+      </w:rPr>
+    </w:tblStylePr>
+    <w:tblStylePr w:type="band1Vert">
+      <w:tblPr/>
+      <w:tcPr>
+        <w:shd w:val="clear" w:color="auto" w:fill="F2F2F2" w:themeFill="background1" w:themeFillShade="F2"/>
+      </w:tcPr>
+    </w:tblStylePr>
+    <w:tblStylePr w:type="band1Horz">
+      <w:tblPr/>
+      <w:tcPr>
+        <w:shd w:val="clear" w:color="auto" w:fill="F2F2F2" w:themeFill="background1" w:themeFillShade="F2"/>
+      </w:tcPr>
+    </w:tblStylePr>
+  </w:style>
+  <w:style w:type="character" w:styleId="affa">
+    <w:name w:val="Hyperlink"/>
+    <w:basedOn w:val="a2"/>
+    <w:uiPriority w:val="99"/>
+    <w:unhideWhenUsed/>
+    <w:rsid w:val="008273D3"/>
+    <w:rPr>
+      <w:color w:val="0000FF" w:themeColor="hyperlink"/>
+      <w:u w:val="single"/>
+    </w:rPr>
+  </w:style>
+  <w:style w:type="character" w:styleId="affb">
+    <w:name w:val="Unresolved Mention"/>
+    <w:basedOn w:val="a2"/>
+    <w:uiPriority w:val="99"/>
+    <w:semiHidden/>
+    <w:unhideWhenUsed/>
+    <w:rsid w:val="008273D3"/>
+    <w:rPr>
+      <w:color w:val="605E5C"/>
+      <w:shd w:val="clear" w:color="auto" w:fill="E1DFDD"/>
+    </w:rPr>
   </w:style>
 </w:styles>
 </file>
